--- a/Tuan_08/BaoCao_Tuan08.docx
+++ b/Tuan_08/BaoCao_Tuan08.docx
@@ -48,7 +48,7 @@
         <w:tc>
           <w:tcPr>
             <w:tcW w:type="dxa" w:w="3249"/>
-            <w:shd w:val="clear" w:color="auto" w:fill="D9E2F3"/>
+            <w:shd w:val="clear" w:color="auto" w:fill="E7E6E6"/>
           </w:tcPr>
           <w:p>
             <w:r>
@@ -68,7 +68,7 @@
         <w:tc>
           <w:tcPr>
             <w:tcW w:type="dxa" w:w="3249"/>
-            <w:shd w:val="clear" w:color="auto" w:fill="D9E2F3"/>
+            <w:shd w:val="clear" w:color="auto" w:fill="E7E6E6"/>
           </w:tcPr>
           <w:p>
             <w:r>
@@ -88,7 +88,7 @@
         <w:tc>
           <w:tcPr>
             <w:tcW w:type="dxa" w:w="3249"/>
-            <w:shd w:val="clear" w:color="auto" w:fill="D9E2F3"/>
+            <w:shd w:val="clear" w:color="auto" w:fill="E7E6E6"/>
           </w:tcPr>
           <w:p>
             <w:r>
@@ -130,7 +130,7 @@
             <w:r>
               <w:rPr>
                 <w:rFonts w:ascii="Consolas" w:hAnsi="Consolas"/>
-                <w:color w:val="8B1A1A"/>
+                <w:color w:val="000000"/>
                 <w:sz w:val="20"/>
               </w:rPr>
               <w:t>results/tables/storage_ablation_x3.csv</w:t>
@@ -182,7 +182,7 @@
             <w:r>
               <w:rPr>
                 <w:rFonts w:ascii="Consolas" w:hAnsi="Consolas"/>
-                <w:color w:val="8B1A1A"/>
+                <w:color w:val="000000"/>
                 <w:sz w:val="20"/>
               </w:rPr>
               <w:t>results/tables/ablation.csv</w:t>
@@ -234,7 +234,7 @@
             <w:r>
               <w:rPr>
                 <w:rFonts w:ascii="Consolas" w:hAnsi="Consolas"/>
-                <w:color w:val="8B1A1A"/>
+                <w:color w:val="000000"/>
                 <w:sz w:val="20"/>
               </w:rPr>
               <w:t>results/tables/stage_breakdown.csv</w:t>
@@ -248,7 +248,7 @@
             <w:r>
               <w:rPr>
                 <w:rFonts w:ascii="Consolas" w:hAnsi="Consolas"/>
-                <w:color w:val="8B1A1A"/>
+                <w:color w:val="000000"/>
                 <w:sz w:val="20"/>
               </w:rPr>
               <w:t>results/figures/w8_stage_breakdown.png</w:t>
@@ -294,7 +294,7 @@
             <w:r>
               <w:rPr>
                 <w:rFonts w:ascii="Consolas" w:hAnsi="Consolas"/>
-                <w:color w:val="8B1A1A"/>
+                <w:color w:val="000000"/>
                 <w:sz w:val="20"/>
               </w:rPr>
               <w:t>results/tables/error_taxonomy.csv</w:t>
@@ -308,7 +308,7 @@
             <w:r>
               <w:rPr>
                 <w:rFonts w:ascii="Consolas" w:hAnsi="Consolas"/>
-                <w:color w:val="8B1A1A"/>
+                <w:color w:val="000000"/>
                 <w:sz w:val="20"/>
               </w:rPr>
               <w:t>results/raw/error_analysis.json</w:t>
@@ -386,7 +386,7 @@
       <w:r>
         <w:rPr>
           <w:rFonts w:ascii="Consolas" w:hAnsi="Consolas"/>
-          <w:color w:val="8B1A1A"/>
+          <w:color w:val="000000"/>
           <w:sz w:val="19"/>
         </w:rPr>
         <w:t>local[4]</w:t>
@@ -421,7 +421,7 @@
         <w:tc>
           <w:tcPr>
             <w:tcW w:type="dxa" w:w="1624"/>
-            <w:shd w:val="clear" w:color="auto" w:fill="D9E2F3"/>
+            <w:shd w:val="clear" w:color="auto" w:fill="E7E6E6"/>
           </w:tcPr>
           <w:p>
             <w:r>
@@ -441,7 +441,7 @@
         <w:tc>
           <w:tcPr>
             <w:tcW w:type="dxa" w:w="1624"/>
-            <w:shd w:val="clear" w:color="auto" w:fill="D9E2F3"/>
+            <w:shd w:val="clear" w:color="auto" w:fill="E7E6E6"/>
           </w:tcPr>
           <w:p>
             <w:r>
@@ -461,7 +461,7 @@
         <w:tc>
           <w:tcPr>
             <w:tcW w:type="dxa" w:w="1624"/>
-            <w:shd w:val="clear" w:color="auto" w:fill="D9E2F3"/>
+            <w:shd w:val="clear" w:color="auto" w:fill="E7E6E6"/>
           </w:tcPr>
           <w:p>
             <w:r>
@@ -481,7 +481,7 @@
         <w:tc>
           <w:tcPr>
             <w:tcW w:type="dxa" w:w="1624"/>
-            <w:shd w:val="clear" w:color="auto" w:fill="D9E2F3"/>
+            <w:shd w:val="clear" w:color="auto" w:fill="E7E6E6"/>
           </w:tcPr>
           <w:p>
             <w:r>
@@ -501,7 +501,7 @@
         <w:tc>
           <w:tcPr>
             <w:tcW w:type="dxa" w:w="1624"/>
-            <w:shd w:val="clear" w:color="auto" w:fill="D9E2F3"/>
+            <w:shd w:val="clear" w:color="auto" w:fill="E7E6E6"/>
           </w:tcPr>
           <w:p>
             <w:r>
@@ -521,7 +521,7 @@
         <w:tc>
           <w:tcPr>
             <w:tcW w:type="dxa" w:w="1624"/>
-            <w:shd w:val="clear" w:color="auto" w:fill="D9E2F3"/>
+            <w:shd w:val="clear" w:color="auto" w:fill="E7E6E6"/>
           </w:tcPr>
           <w:p>
             <w:r>
@@ -813,7 +813,7 @@
             <w:r>
               <w:rPr>
                 <w:rFonts w:ascii="Consolas" w:hAnsi="Consolas"/>
-                <w:color w:val="8B1A1A"/>
+                <w:color w:val="000000"/>
                 <w:sz w:val="18"/>
               </w:rPr>
               <w:t>subset</w:t>
@@ -1190,7 +1190,7 @@
         <w:tc>
           <w:tcPr>
             <w:tcW w:type="dxa" w:w="4873"/>
-            <w:shd w:val="clear" w:color="auto" w:fill="D9E2F3"/>
+            <w:shd w:val="clear" w:color="auto" w:fill="E7E6E6"/>
           </w:tcPr>
           <w:p>
             <w:r>
@@ -1210,7 +1210,7 @@
         <w:tc>
           <w:tcPr>
             <w:tcW w:type="dxa" w:w="4873"/>
-            <w:shd w:val="clear" w:color="auto" w:fill="D9E2F3"/>
+            <w:shd w:val="clear" w:color="auto" w:fill="E7E6E6"/>
           </w:tcPr>
           <w:p>
             <w:r>
@@ -1334,7 +1334,7 @@
             <w:r>
               <w:rPr>
                 <w:rFonts w:ascii="Consolas" w:hAnsi="Consolas"/>
-                <w:color w:val="8B1A1A"/>
+                <w:color w:val="000000"/>
                 <w:sz w:val="20"/>
               </w:rPr>
               <w:t>subset</w:t>
@@ -1448,7 +1448,7 @@
         <w:tc>
           <w:tcPr>
             <w:tcW w:type="dxa" w:w="1218"/>
-            <w:shd w:val="clear" w:color="auto" w:fill="D9E2F3"/>
+            <w:shd w:val="clear" w:color="auto" w:fill="E7E6E6"/>
           </w:tcPr>
           <w:p>
             <w:r>
@@ -1468,7 +1468,7 @@
         <w:tc>
           <w:tcPr>
             <w:tcW w:type="dxa" w:w="1218"/>
-            <w:shd w:val="clear" w:color="auto" w:fill="D9E2F3"/>
+            <w:shd w:val="clear" w:color="auto" w:fill="E7E6E6"/>
           </w:tcPr>
           <w:p>
             <w:r>
@@ -1488,7 +1488,7 @@
         <w:tc>
           <w:tcPr>
             <w:tcW w:type="dxa" w:w="1218"/>
-            <w:shd w:val="clear" w:color="auto" w:fill="D9E2F3"/>
+            <w:shd w:val="clear" w:color="auto" w:fill="E7E6E6"/>
           </w:tcPr>
           <w:p>
             <w:r>
@@ -1508,7 +1508,7 @@
         <w:tc>
           <w:tcPr>
             <w:tcW w:type="dxa" w:w="1218"/>
-            <w:shd w:val="clear" w:color="auto" w:fill="D9E2F3"/>
+            <w:shd w:val="clear" w:color="auto" w:fill="E7E6E6"/>
           </w:tcPr>
           <w:p>
             <w:r>
@@ -1528,7 +1528,7 @@
         <w:tc>
           <w:tcPr>
             <w:tcW w:type="dxa" w:w="1218"/>
-            <w:shd w:val="clear" w:color="auto" w:fill="D9E2F3"/>
+            <w:shd w:val="clear" w:color="auto" w:fill="E7E6E6"/>
           </w:tcPr>
           <w:p>
             <w:r>
@@ -1548,7 +1548,7 @@
         <w:tc>
           <w:tcPr>
             <w:tcW w:type="dxa" w:w="1218"/>
-            <w:shd w:val="clear" w:color="auto" w:fill="D9E2F3"/>
+            <w:shd w:val="clear" w:color="auto" w:fill="E7E6E6"/>
           </w:tcPr>
           <w:p>
             <w:r>
@@ -1568,7 +1568,7 @@
         <w:tc>
           <w:tcPr>
             <w:tcW w:type="dxa" w:w="1218"/>
-            <w:shd w:val="clear" w:color="auto" w:fill="D9E2F3"/>
+            <w:shd w:val="clear" w:color="auto" w:fill="E7E6E6"/>
           </w:tcPr>
           <w:p>
             <w:r>
@@ -1588,7 +1588,7 @@
         <w:tc>
           <w:tcPr>
             <w:tcW w:type="dxa" w:w="1218"/>
-            <w:shd w:val="clear" w:color="auto" w:fill="D9E2F3"/>
+            <w:shd w:val="clear" w:color="auto" w:fill="E7E6E6"/>
           </w:tcPr>
           <w:p>
             <w:r>
@@ -2316,7 +2316,7 @@
             <w:r>
               <w:rPr>
                 <w:rFonts w:ascii="Consolas" w:hAnsi="Consolas"/>
-                <w:color w:val="8B1A1A"/>
+                <w:color w:val="000000"/>
                 <w:sz w:val="18"/>
               </w:rPr>
               <w:t>record_id</w:t>
@@ -2545,7 +2545,7 @@
       <w:r>
         <w:rPr>
           <w:rFonts w:ascii="Consolas" w:hAnsi="Consolas"/>
-          <w:color w:val="8B1A1A"/>
+          <w:color w:val="000000"/>
           <w:sz w:val="19"/>
         </w:rPr>
         <w:t>noop</w:t>
@@ -2569,7 +2569,7 @@
         <w:tc>
           <w:tcPr>
             <w:tcW w:type="dxa" w:w="3249"/>
-            <w:shd w:val="clear" w:color="auto" w:fill="D9E2F3"/>
+            <w:shd w:val="clear" w:color="auto" w:fill="E7E6E6"/>
           </w:tcPr>
           <w:p>
             <w:r>
@@ -2589,7 +2589,7 @@
         <w:tc>
           <w:tcPr>
             <w:tcW w:type="dxa" w:w="3249"/>
-            <w:shd w:val="clear" w:color="auto" w:fill="D9E2F3"/>
+            <w:shd w:val="clear" w:color="auto" w:fill="E7E6E6"/>
           </w:tcPr>
           <w:p>
             <w:r>
@@ -2609,7 +2609,7 @@
         <w:tc>
           <w:tcPr>
             <w:tcW w:type="dxa" w:w="3249"/>
-            <w:shd w:val="clear" w:color="auto" w:fill="D9E2F3"/>
+            <w:shd w:val="clear" w:color="auto" w:fill="E7E6E6"/>
           </w:tcPr>
           <w:p>
             <w:r>
@@ -2687,7 +2687,7 @@
             <w:r>
               <w:rPr>
                 <w:rFonts w:ascii="Consolas" w:hAnsi="Consolas"/>
-                <w:color w:val="8B1A1A"/>
+                <w:color w:val="000000"/>
                 <w:sz w:val="20"/>
               </w:rPr>
               <w:t>$</w:t>
@@ -2896,7 +2896,7 @@
       <w:r>
         <w:rPr>
           <w:rFonts w:ascii="Consolas" w:hAnsi="Consolas"/>
-          <w:color w:val="8B1A1A"/>
+          <w:color w:val="000000"/>
           <w:sz w:val="19"/>
         </w:rPr>
         <w:t>record_id</w:t>
@@ -2973,7 +2973,7 @@
       <w:r>
         <w:rPr>
           <w:rFonts w:ascii="Consolas" w:hAnsi="Consolas"/>
-          <w:color w:val="8B1A1A"/>
+          <w:color w:val="000000"/>
           <w:sz w:val="19"/>
         </w:rPr>
         <w:t>full_name = null</w:t>
@@ -2984,7 +2984,7 @@
       <w:r>
         <w:rPr>
           <w:rFonts w:ascii="Consolas" w:hAnsi="Consolas"/>
-          <w:color w:val="8B1A1A"/>
+          <w:color w:val="000000"/>
           <w:sz w:val="19"/>
         </w:rPr>
         <w:t>Mathlib/Tactic/DeprecateMe.lean</w:t>
@@ -2995,7 +2995,7 @@
       <w:r>
         <w:rPr>
           <w:rFonts w:ascii="Consolas" w:hAnsi="Consolas"/>
-          <w:color w:val="8B1A1A"/>
+          <w:color w:val="000000"/>
           <w:sz w:val="19"/>
         </w:rPr>
         <w:t>.lake/packages/batteries/Batteries/Util/ProofWanted.lean</w:t>
@@ -3015,7 +3015,7 @@
       <w:r>
         <w:rPr>
           <w:rFonts w:ascii="Consolas" w:hAnsi="Consolas"/>
-          <w:color w:val="8B1A1A"/>
+          <w:color w:val="000000"/>
           <w:sz w:val="19"/>
         </w:rPr>
         <w:t>def «proof_wanted» := leading_parser …</w:t>
@@ -3026,7 +3026,7 @@
       <w:r>
         <w:rPr>
           <w:rFonts w:ascii="Consolas" w:hAnsi="Consolas"/>
-          <w:color w:val="8B1A1A"/>
+          <w:color w:val="000000"/>
           <w:sz w:val="19"/>
         </w:rPr>
         <w:t>elabProofWanted</w:t>
@@ -3037,7 +3037,7 @@
       <w:r>
         <w:rPr>
           <w:rFonts w:ascii="Consolas" w:hAnsi="Consolas"/>
-          <w:color w:val="8B1A1A"/>
+          <w:color w:val="000000"/>
           <w:sz w:val="19"/>
         </w:rPr>
         <w:t>mkDeprecationStx</w:t>
@@ -3071,7 +3071,7 @@
         <w:tc>
           <w:tcPr>
             <w:tcW w:type="dxa" w:w="1949"/>
-            <w:shd w:val="clear" w:color="auto" w:fill="D9E2F3"/>
+            <w:shd w:val="clear" w:color="auto" w:fill="E7E6E6"/>
           </w:tcPr>
           <w:p>
             <w:r>
@@ -3091,7 +3091,7 @@
         <w:tc>
           <w:tcPr>
             <w:tcW w:type="dxa" w:w="1949"/>
-            <w:shd w:val="clear" w:color="auto" w:fill="D9E2F3"/>
+            <w:shd w:val="clear" w:color="auto" w:fill="E7E6E6"/>
           </w:tcPr>
           <w:p>
             <w:r>
@@ -3111,7 +3111,7 @@
         <w:tc>
           <w:tcPr>
             <w:tcW w:type="dxa" w:w="1949"/>
-            <w:shd w:val="clear" w:color="auto" w:fill="D9E2F3"/>
+            <w:shd w:val="clear" w:color="auto" w:fill="E7E6E6"/>
           </w:tcPr>
           <w:p>
             <w:r>
@@ -3131,7 +3131,7 @@
         <w:tc>
           <w:tcPr>
             <w:tcW w:type="dxa" w:w="1949"/>
-            <w:shd w:val="clear" w:color="auto" w:fill="D9E2F3"/>
+            <w:shd w:val="clear" w:color="auto" w:fill="E7E6E6"/>
           </w:tcPr>
           <w:p>
             <w:r>
@@ -3151,7 +3151,7 @@
         <w:tc>
           <w:tcPr>
             <w:tcW w:type="dxa" w:w="1949"/>
-            <w:shd w:val="clear" w:color="auto" w:fill="D9E2F3"/>
+            <w:shd w:val="clear" w:color="auto" w:fill="E7E6E6"/>
           </w:tcPr>
           <w:p>
             <w:r>
@@ -3199,7 +3199,7 @@
             <w:r>
               <w:rPr>
                 <w:rFonts w:ascii="Consolas" w:hAnsi="Consolas"/>
-                <w:color w:val="8B1A1A"/>
+                <w:color w:val="000000"/>
                 <w:sz w:val="18"/>
               </w:rPr>
               <w:t>$5</w:t>
@@ -3213,7 +3213,7 @@
             <w:r>
               <w:rPr>
                 <w:rFonts w:ascii="Consolas" w:hAnsi="Consolas"/>
-                <w:color w:val="8B1A1A"/>
+                <w:color w:val="000000"/>
                 <w:sz w:val="18"/>
               </w:rPr>
               <w:t>$ 1,200</w:t>
@@ -3287,7 +3287,7 @@
             <w:r>
               <w:rPr>
                 <w:rFonts w:ascii="Consolas" w:hAnsi="Consolas"/>
-                <w:color w:val="8B1A1A"/>
+                <w:color w:val="000000"/>
                 <w:sz w:val="18"/>
               </w:rPr>
               <w:t>\$</w:t>
@@ -3361,7 +3361,7 @@
             <w:r>
               <w:rPr>
                 <w:rFonts w:ascii="Consolas" w:hAnsi="Consolas"/>
-                <w:color w:val="8B1A1A"/>
+                <w:color w:val="000000"/>
                 <w:sz w:val="18"/>
               </w:rPr>
               <w:t>$$</w:t>
@@ -3483,7 +3483,7 @@
             <w:r>
               <w:rPr>
                 <w:rFonts w:ascii="Consolas" w:hAnsi="Consolas"/>
-                <w:color w:val="8B1A1A"/>
+                <w:color w:val="000000"/>
                 <w:sz w:val="18"/>
               </w:rPr>
               <w:t>$d</w:t>
@@ -3540,7 +3540,7 @@
             <w:r>
               <w:rPr>
                 <w:rFonts w:ascii="Consolas" w:hAnsi="Consolas"/>
-                <w:color w:val="8B1A1A"/>
+                <w:color w:val="000000"/>
                 <w:sz w:val="18"/>
               </w:rPr>
               <w:t>satisfi\x0ced</w:t>
@@ -3633,7 +3633,7 @@
             <w:r>
               <w:rPr>
                 <w:rFonts w:ascii="Consolas" w:hAnsi="Consolas"/>
-                <w:color w:val="8B1A1A"/>
+                <w:color w:val="000000"/>
                 <w:sz w:val="18"/>
               </w:rPr>
               <w:t>di\x0bfferent</w:t>
@@ -3713,7 +3713,7 @@
             <w:r>
               <w:rPr>
                 <w:rFonts w:ascii="Consolas" w:hAnsi="Consolas"/>
-                <w:color w:val="8B1A1A"/>
+                <w:color w:val="000000"/>
                 <w:sz w:val="18"/>
               </w:rPr>
               <w:t>\b</w:t>
@@ -3793,7 +3793,7 @@
             <w:r>
               <w:rPr>
                 <w:rFonts w:ascii="Consolas" w:hAnsi="Consolas"/>
-                <w:color w:val="8B1A1A"/>
+                <w:color w:val="000000"/>
                 <w:sz w:val="18"/>
               </w:rPr>
               <w:t>a_1</w:t>
@@ -3879,7 +3879,7 @@
             <w:r>
               <w:rPr>
                 <w:rFonts w:ascii="Consolas" w:hAnsi="Consolas"/>
-                <w:color w:val="8B1A1A"/>
+                <w:color w:val="000000"/>
                 <w:sz w:val="18"/>
               </w:rPr>
               <w:t>convexit�</w:t>
@@ -3996,7 +3996,7 @@
       <w:r>
         <w:rPr>
           <w:rFonts w:ascii="Consolas" w:hAnsi="Consolas"/>
-          <w:color w:val="8B1A1A"/>
+          <w:color w:val="000000"/>
           <w:sz w:val="19"/>
         </w:rPr>
         <w:t>\f</w:t>
@@ -4025,7 +4025,7 @@
       <w:r>
         <w:rPr>
           <w:rFonts w:ascii="Consolas" w:hAnsi="Consolas"/>
-          <w:color w:val="8B1A1A"/>
+          <w:color w:val="000000"/>
           <w:sz w:val="19"/>
         </w:rPr>
         <w:t>aops_forum</w:t>
@@ -4050,7 +4050,7 @@
       <w:r>
         <w:rPr>
           <w:rFonts w:ascii="Consolas" w:hAnsi="Consolas"/>
-          <w:color w:val="8B1A1A"/>
+          <w:color w:val="000000"/>
           <w:sz w:val="19"/>
         </w:rPr>
         <w:t>content_sha256</w:t>
@@ -4070,7 +4070,7 @@
       <w:r>
         <w:rPr>
           <w:rFonts w:ascii="Consolas" w:hAnsi="Consolas"/>
-          <w:color w:val="8B1A1A"/>
+          <w:color w:val="000000"/>
           <w:sz w:val="19"/>
         </w:rPr>
         <w:t>theorem coe_neg : ⇑(-f) = -f</w:t>
@@ -4081,7 +4081,7 @@
       <w:r>
         <w:rPr>
           <w:rFonts w:ascii="Consolas" w:hAnsi="Consolas"/>
-          <w:color w:val="8B1A1A"/>
+          <w:color w:val="000000"/>
           <w:sz w:val="19"/>
         </w:rPr>
         <w:t>ZeroAtInftyContinuousMap</w:t>
@@ -4092,7 +4092,7 @@
       <w:r>
         <w:rPr>
           <w:rFonts w:ascii="Consolas" w:hAnsi="Consolas"/>
-          <w:color w:val="8B1A1A"/>
+          <w:color w:val="000000"/>
           <w:sz w:val="19"/>
         </w:rPr>
         <w:t>BoundedContinuousFunction</w:t>
@@ -4103,7 +4103,7 @@
       <w:r>
         <w:rPr>
           <w:rFonts w:ascii="Consolas" w:hAnsi="Consolas"/>
-          <w:color w:val="8B1A1A"/>
+          <w:color w:val="000000"/>
           <w:sz w:val="19"/>
         </w:rPr>
         <w:t>content_sha256</w:t>
@@ -4114,7 +4114,7 @@
       <w:r>
         <w:rPr>
           <w:rFonts w:ascii="Consolas" w:hAnsi="Consolas"/>
-          <w:color w:val="8B1A1A"/>
+          <w:color w:val="000000"/>
           <w:sz w:val="19"/>
         </w:rPr>
         <w:t>(lean_full_name, content_sha256)</w:t>
@@ -4125,7 +4125,7 @@
       <w:r>
         <w:rPr>
           <w:rFonts w:ascii="Consolas" w:hAnsi="Consolas"/>
-          <w:color w:val="8B1A1A"/>
+          <w:color w:val="000000"/>
           <w:sz w:val="19"/>
         </w:rPr>
         <w:t>content_sha256</w:t>
@@ -4230,7 +4230,7 @@
       <w:r>
         <w:rPr>
           <w:rFonts w:ascii="Consolas" w:hAnsi="Consolas"/>
-          <w:color w:val="8B1A1A"/>
+          <w:color w:val="000000"/>
           <w:sz w:val="19"/>
         </w:rPr>
         <w:t>source/source_version</w:t>
@@ -4241,7 +4241,7 @@
       <w:r>
         <w:rPr>
           <w:rFonts w:ascii="Consolas" w:hAnsi="Consolas"/>
-          <w:color w:val="8B1A1A"/>
+          <w:color w:val="000000"/>
           <w:sz w:val="19"/>
         </w:rPr>
         <w:t>record_id</w:t>
@@ -4625,6 +4625,7 @@
     <w:rsid w:val="00FC693F"/>
     <w:rPr>
       <w:rFonts w:ascii="Times New Roman" w:hAnsi="Times New Roman" w:eastAsia="Times New Roman"/>
+      <w:color w:val="000000"/>
       <w:sz w:val="24"/>
     </w:rPr>
   </w:style>
@@ -4690,7 +4691,7 @@
       <w:rFonts w:ascii="Times New Roman" w:hAnsi="Times New Roman" w:eastAsia="Times New Roman" w:cs="Times New Roman"/>
       <w:b/>
       <w:bCs/>
-      <w:color w:val="1F3A68"/>
+      <w:color w:val="000000"/>
       <w:sz w:val="28"/>
       <w:szCs w:val="28"/>
     </w:rPr>
@@ -4714,7 +4715,7 @@
       <w:rFonts w:ascii="Times New Roman" w:hAnsi="Times New Roman" w:eastAsia="Times New Roman" w:cs="Times New Roman"/>
       <w:b/>
       <w:bCs/>
-      <w:color w:val="1F3A68"/>
+      <w:color w:val="000000"/>
       <w:sz w:val="26"/>
       <w:szCs w:val="26"/>
     </w:rPr>
@@ -4738,7 +4739,7 @@
       <w:rFonts w:ascii="Times New Roman" w:hAnsi="Times New Roman" w:eastAsia="Times New Roman" w:cs="Times New Roman"/>
       <w:b/>
       <w:bCs/>
-      <w:color w:val="1F3A68"/>
+      <w:color w:val="000000"/>
     </w:rPr>
   </w:style>
   <w:style w:type="paragraph" w:styleId="Heading4">
@@ -4763,7 +4764,7 @@
       <w:bCs/>
       <w:i/>
       <w:iCs/>
-      <w:color w:val="1F3A68"/>
+      <w:color w:val="000000"/>
     </w:rPr>
   </w:style>
   <w:style w:type="paragraph" w:styleId="Heading5">
@@ -4784,7 +4785,7 @@
     </w:pPr>
     <w:rPr>
       <w:rFonts w:asciiTheme="majorHAnsi" w:eastAsiaTheme="majorEastAsia" w:hAnsiTheme="majorHAnsi" w:cstheme="majorBidi"/>
-      <w:color w:val="243F60" w:themeColor="accent1" w:themeShade="7F"/>
+      <w:color w:val="000000"/>
     </w:rPr>
   </w:style>
   <w:style w:type="paragraph" w:styleId="Heading6">
@@ -4807,7 +4808,7 @@
       <w:rFonts w:asciiTheme="majorHAnsi" w:eastAsiaTheme="majorEastAsia" w:hAnsiTheme="majorHAnsi" w:cstheme="majorBidi"/>
       <w:i/>
       <w:iCs/>
-      <w:color w:val="243F60" w:themeColor="accent1" w:themeShade="7F"/>
+      <w:color w:val="000000"/>
     </w:rPr>
   </w:style>
   <w:style w:type="paragraph" w:styleId="Heading7">
@@ -4830,7 +4831,7 @@
       <w:rFonts w:asciiTheme="majorHAnsi" w:eastAsiaTheme="majorEastAsia" w:hAnsiTheme="majorHAnsi" w:cstheme="majorBidi"/>
       <w:i/>
       <w:iCs/>
-      <w:color w:val="404040" w:themeColor="text1" w:themeTint="BF"/>
+      <w:color w:val="000000"/>
     </w:rPr>
   </w:style>
   <w:style w:type="paragraph" w:styleId="Heading8">
@@ -4851,7 +4852,7 @@
     </w:pPr>
     <w:rPr>
       <w:rFonts w:asciiTheme="majorHAnsi" w:eastAsiaTheme="majorEastAsia" w:hAnsiTheme="majorHAnsi" w:cstheme="majorBidi"/>
-      <w:color w:val="4F81BD" w:themeColor="accent1"/>
+      <w:color w:val="000000"/>
       <w:sz w:val="20"/>
       <w:szCs w:val="20"/>
     </w:rPr>
@@ -4876,7 +4877,7 @@
       <w:rFonts w:asciiTheme="majorHAnsi" w:eastAsiaTheme="majorEastAsia" w:hAnsiTheme="majorHAnsi" w:cstheme="majorBidi"/>
       <w:i/>
       <w:iCs/>
-      <w:color w:val="404040" w:themeColor="text1" w:themeTint="BF"/>
+      <w:color w:val="000000"/>
       <w:sz w:val="20"/>
       <w:szCs w:val="20"/>
     </w:rPr>
@@ -4927,7 +4928,7 @@
       <w:rFonts w:asciiTheme="majorHAnsi" w:eastAsiaTheme="majorEastAsia" w:hAnsiTheme="majorHAnsi" w:cstheme="majorBidi"/>
       <w:b/>
       <w:bCs/>
-      <w:color w:val="365F91" w:themeColor="accent1" w:themeShade="BF"/>
+      <w:color w:val="000000"/>
       <w:sz w:val="28"/>
       <w:szCs w:val="28"/>
     </w:rPr>
@@ -4942,7 +4943,7 @@
       <w:rFonts w:asciiTheme="majorHAnsi" w:eastAsiaTheme="majorEastAsia" w:hAnsiTheme="majorHAnsi" w:cstheme="majorBidi"/>
       <w:b/>
       <w:bCs/>
-      <w:color w:val="4F81BD" w:themeColor="accent1"/>
+      <w:color w:val="000000"/>
       <w:sz w:val="26"/>
       <w:szCs w:val="26"/>
     </w:rPr>
@@ -4957,7 +4958,7 @@
       <w:rFonts w:asciiTheme="majorHAnsi" w:eastAsiaTheme="majorEastAsia" w:hAnsiTheme="majorHAnsi" w:cstheme="majorBidi"/>
       <w:b/>
       <w:bCs/>
-      <w:color w:val="4F81BD" w:themeColor="accent1"/>
+      <w:color w:val="000000"/>
     </w:rPr>
   </w:style>
   <w:style w:type="paragraph" w:styleId="Title">
@@ -4977,7 +4978,7 @@
     </w:pPr>
     <w:rPr>
       <w:rFonts w:ascii="Times New Roman" w:hAnsi="Times New Roman" w:eastAsia="Times New Roman" w:cs="Times New Roman"/>
-      <w:color w:val="1F3A68"/>
+      <w:color w:val="000000"/>
       <w:spacing w:val="5"/>
       <w:kern w:val="28"/>
       <w:sz w:val="52"/>
@@ -4992,7 +4993,7 @@
     <w:rsid w:val="00FC693F"/>
     <w:rPr>
       <w:rFonts w:asciiTheme="majorHAnsi" w:eastAsiaTheme="majorEastAsia" w:hAnsiTheme="majorHAnsi" w:cstheme="majorBidi"/>
-      <w:color w:val="17365D" w:themeColor="text2" w:themeShade="BF"/>
+      <w:color w:val="000000"/>
       <w:spacing w:val="5"/>
       <w:kern w:val="28"/>
       <w:sz w:val="52"/>
@@ -5016,7 +5017,7 @@
       <w:rFonts w:asciiTheme="majorHAnsi" w:eastAsiaTheme="majorEastAsia" w:hAnsiTheme="majorHAnsi" w:cstheme="majorBidi"/>
       <w:i/>
       <w:iCs/>
-      <w:color w:val="4F81BD" w:themeColor="accent1"/>
+      <w:color w:val="000000"/>
       <w:spacing w:val="15"/>
       <w:sz w:val="24"/>
       <w:szCs w:val="24"/>
@@ -5032,7 +5033,7 @@
       <w:rFonts w:asciiTheme="majorHAnsi" w:eastAsiaTheme="majorEastAsia" w:hAnsiTheme="majorHAnsi" w:cstheme="majorBidi"/>
       <w:i/>
       <w:iCs/>
-      <w:color w:val="4F81BD" w:themeColor="accent1"/>
+      <w:color w:val="000000"/>
       <w:spacing w:val="15"/>
       <w:sz w:val="24"/>
       <w:szCs w:val="24"/>
@@ -5304,7 +5305,7 @@
     <w:rPr>
       <w:i/>
       <w:iCs/>
-      <w:color w:val="000000" w:themeColor="text1"/>
+      <w:color w:val="000000"/>
     </w:rPr>
   </w:style>
   <w:style w:type="character" w:customStyle="1" w:styleId="QuoteChar">
@@ -5316,7 +5317,7 @@
     <w:rPr>
       <w:i/>
       <w:iCs/>
-      <w:color w:val="000000" w:themeColor="text1"/>
+      <w:color w:val="000000"/>
     </w:rPr>
   </w:style>
   <w:style w:type="character" w:customStyle="1" w:styleId="Heading4Char">
@@ -5332,7 +5333,7 @@
       <w:bCs/>
       <w:i/>
       <w:iCs/>
-      <w:color w:val="4F81BD" w:themeColor="accent1"/>
+      <w:color w:val="000000"/>
     </w:rPr>
   </w:style>
   <w:style w:type="character" w:customStyle="1" w:styleId="Heading5Char">
@@ -5344,7 +5345,7 @@
     <w:rsid w:val="00FC693F"/>
     <w:rPr>
       <w:rFonts w:asciiTheme="majorHAnsi" w:eastAsiaTheme="majorEastAsia" w:hAnsiTheme="majorHAnsi" w:cstheme="majorBidi"/>
-      <w:color w:val="243F60" w:themeColor="accent1" w:themeShade="7F"/>
+      <w:color w:val="000000"/>
     </w:rPr>
   </w:style>
   <w:style w:type="character" w:customStyle="1" w:styleId="Heading6Char">
@@ -5358,7 +5359,7 @@
       <w:rFonts w:asciiTheme="majorHAnsi" w:eastAsiaTheme="majorEastAsia" w:hAnsiTheme="majorHAnsi" w:cstheme="majorBidi"/>
       <w:i/>
       <w:iCs/>
-      <w:color w:val="243F60" w:themeColor="accent1" w:themeShade="7F"/>
+      <w:color w:val="000000"/>
     </w:rPr>
   </w:style>
   <w:style w:type="character" w:customStyle="1" w:styleId="Heading7Char">
@@ -5372,7 +5373,7 @@
       <w:rFonts w:asciiTheme="majorHAnsi" w:eastAsiaTheme="majorEastAsia" w:hAnsiTheme="majorHAnsi" w:cstheme="majorBidi"/>
       <w:i/>
       <w:iCs/>
-      <w:color w:val="404040" w:themeColor="text1" w:themeTint="BF"/>
+      <w:color w:val="000000"/>
     </w:rPr>
   </w:style>
   <w:style w:type="character" w:customStyle="1" w:styleId="Heading8Char">
@@ -5384,7 +5385,7 @@
     <w:rsid w:val="00FC693F"/>
     <w:rPr>
       <w:rFonts w:asciiTheme="majorHAnsi" w:eastAsiaTheme="majorEastAsia" w:hAnsiTheme="majorHAnsi" w:cstheme="majorBidi"/>
-      <w:color w:val="4F81BD" w:themeColor="accent1"/>
+      <w:color w:val="000000"/>
       <w:sz w:val="20"/>
       <w:szCs w:val="20"/>
     </w:rPr>
@@ -5400,7 +5401,7 @@
       <w:rFonts w:asciiTheme="majorHAnsi" w:eastAsiaTheme="majorEastAsia" w:hAnsiTheme="majorHAnsi" w:cstheme="majorBidi"/>
       <w:i/>
       <w:iCs/>
-      <w:color w:val="404040" w:themeColor="text1" w:themeTint="BF"/>
+      <w:color w:val="000000"/>
       <w:sz w:val="20"/>
       <w:szCs w:val="20"/>
     </w:rPr>
@@ -5420,7 +5421,7 @@
     <w:rPr>
       <w:b/>
       <w:bCs/>
-      <w:color w:val="4F81BD" w:themeColor="accent1"/>
+      <w:color w:val="000000"/>
       <w:sz w:val="18"/>
       <w:szCs w:val="18"/>
     </w:rPr>
@@ -5467,7 +5468,7 @@
       <w:bCs/>
       <w:i/>
       <w:iCs/>
-      <w:color w:val="4F81BD" w:themeColor="accent1"/>
+      <w:color w:val="000000"/>
     </w:rPr>
   </w:style>
   <w:style w:type="character" w:customStyle="1" w:styleId="IntenseQuoteChar">
@@ -5481,7 +5482,7 @@
       <w:bCs/>
       <w:i/>
       <w:iCs/>
-      <w:color w:val="4F81BD" w:themeColor="accent1"/>
+      <w:color w:val="000000"/>
     </w:rPr>
   </w:style>
   <w:style w:type="character" w:styleId="SubtleEmphasis">
@@ -5493,7 +5494,7 @@
     <w:rPr>
       <w:i/>
       <w:iCs/>
-      <w:color w:val="808080" w:themeColor="text1" w:themeTint="7F"/>
+      <w:color w:val="000000"/>
     </w:rPr>
   </w:style>
   <w:style w:type="character" w:styleId="IntenseEmphasis">
@@ -5507,7 +5508,7 @@
       <w:bCs/>
       <w:i/>
       <w:iCs/>
-      <w:color w:val="4F81BD" w:themeColor="accent1"/>
+      <w:color w:val="000000"/>
     </w:rPr>
   </w:style>
   <w:style w:type="character" w:styleId="SubtleReference">
@@ -5518,7 +5519,7 @@
     <w:rsid w:val="00FC693F"/>
     <w:rPr>
       <w:smallCaps/>
-      <w:color w:val="C0504D" w:themeColor="accent2"/>
+      <w:color w:val="000000"/>
       <w:u w:val="single"/>
     </w:rPr>
   </w:style>
@@ -5532,7 +5533,7 @@
       <w:b/>
       <w:bCs/>
       <w:smallCaps/>
-      <w:color w:val="C0504D" w:themeColor="accent2"/>
+      <w:color w:val="000000"/>
       <w:spacing w:val="5"/>
       <w:u w:val="single"/>
     </w:rPr>
@@ -5598,7 +5599,7 @@
       <w:spacing w:after="0" w:line="240" w:lineRule="auto"/>
     </w:pPr>
     <w:rPr>
-      <w:color w:val="000000" w:themeColor="text1" w:themeShade="BF"/>
+      <w:color w:val="000000"/>
     </w:rPr>
     <w:tblPr>
       <w:tblStyleRowBandSize w:val="1"/>
@@ -5701,7 +5702,7 @@
       <w:spacing w:after="0" w:line="240" w:lineRule="auto"/>
     </w:pPr>
     <w:rPr>
-      <w:color w:val="365F91" w:themeColor="accent1" w:themeShade="BF"/>
+      <w:color w:val="000000"/>
     </w:rPr>
     <w:tblPr>
       <w:tblStyleRowBandSize w:val="1"/>
@@ -5804,7 +5805,7 @@
       <w:spacing w:after="0" w:line="240" w:lineRule="auto"/>
     </w:pPr>
     <w:rPr>
-      <w:color w:val="943634" w:themeColor="accent2" w:themeShade="BF"/>
+      <w:color w:val="000000"/>
     </w:rPr>
     <w:tblPr>
       <w:tblStyleRowBandSize w:val="1"/>
@@ -5907,7 +5908,7 @@
       <w:spacing w:after="0" w:line="240" w:lineRule="auto"/>
     </w:pPr>
     <w:rPr>
-      <w:color w:val="76923C" w:themeColor="accent3" w:themeShade="BF"/>
+      <w:color w:val="000000"/>
     </w:rPr>
     <w:tblPr>
       <w:tblStyleRowBandSize w:val="1"/>
@@ -6010,7 +6011,7 @@
       <w:spacing w:after="0" w:line="240" w:lineRule="auto"/>
     </w:pPr>
     <w:rPr>
-      <w:color w:val="5F497A" w:themeColor="accent4" w:themeShade="BF"/>
+      <w:color w:val="000000"/>
     </w:rPr>
     <w:tblPr>
       <w:tblStyleRowBandSize w:val="1"/>
@@ -6113,7 +6114,7 @@
       <w:spacing w:after="0" w:line="240" w:lineRule="auto"/>
     </w:pPr>
     <w:rPr>
-      <w:color w:val="31849B" w:themeColor="accent5" w:themeShade="BF"/>
+      <w:color w:val="000000"/>
     </w:rPr>
     <w:tblPr>
       <w:tblStyleRowBandSize w:val="1"/>
@@ -6216,7 +6217,7 @@
       <w:spacing w:after="0" w:line="240" w:lineRule="auto"/>
     </w:pPr>
     <w:rPr>
-      <w:color w:val="E36C0A" w:themeColor="accent6" w:themeShade="BF"/>
+      <w:color w:val="000000"/>
     </w:rPr>
     <w:tblPr>
       <w:tblStyleRowBandSize w:val="1"/>
@@ -6342,7 +6343,7 @@
       <w:rPr>
         <w:b/>
         <w:bCs/>
-        <w:color w:val="FFFFFF" w:themeColor="background1"/>
+        <w:color w:val="000000"/>
       </w:rPr>
       <w:tblPr/>
       <w:tcPr>
@@ -6434,7 +6435,7 @@
       <w:rPr>
         <w:b/>
         <w:bCs/>
-        <w:color w:val="FFFFFF" w:themeColor="background1"/>
+        <w:color w:val="000000"/>
       </w:rPr>
       <w:tblPr/>
       <w:tcPr>
@@ -6526,7 +6527,7 @@
       <w:rPr>
         <w:b/>
         <w:bCs/>
-        <w:color w:val="FFFFFF" w:themeColor="background1"/>
+        <w:color w:val="000000"/>
       </w:rPr>
       <w:tblPr/>
       <w:tcPr>
@@ -6618,7 +6619,7 @@
       <w:rPr>
         <w:b/>
         <w:bCs/>
-        <w:color w:val="FFFFFF" w:themeColor="background1"/>
+        <w:color w:val="000000"/>
       </w:rPr>
       <w:tblPr/>
       <w:tcPr>
@@ -6710,7 +6711,7 @@
       <w:rPr>
         <w:b/>
         <w:bCs/>
-        <w:color w:val="FFFFFF" w:themeColor="background1"/>
+        <w:color w:val="000000"/>
       </w:rPr>
       <w:tblPr/>
       <w:tcPr>
@@ -6802,7 +6803,7 @@
       <w:rPr>
         <w:b/>
         <w:bCs/>
-        <w:color w:val="FFFFFF" w:themeColor="background1"/>
+        <w:color w:val="000000"/>
       </w:rPr>
       <w:tblPr/>
       <w:tcPr>
@@ -6894,7 +6895,7 @@
       <w:rPr>
         <w:b/>
         <w:bCs/>
-        <w:color w:val="FFFFFF" w:themeColor="background1"/>
+        <w:color w:val="000000"/>
       </w:rPr>
       <w:tblPr/>
       <w:tcPr>
@@ -7897,7 +7898,7 @@
       <w:rPr>
         <w:b/>
         <w:bCs/>
-        <w:color w:val="FFFFFF" w:themeColor="background1"/>
+        <w:color w:val="000000"/>
       </w:rPr>
       <w:tblPr/>
       <w:tcPr>
@@ -8003,7 +8004,7 @@
       <w:rPr>
         <w:b/>
         <w:bCs/>
-        <w:color w:val="FFFFFF" w:themeColor="background1"/>
+        <w:color w:val="000000"/>
       </w:rPr>
       <w:tblPr/>
       <w:tcPr>
@@ -8109,7 +8110,7 @@
       <w:rPr>
         <w:b/>
         <w:bCs/>
-        <w:color w:val="FFFFFF" w:themeColor="background1"/>
+        <w:color w:val="000000"/>
       </w:rPr>
       <w:tblPr/>
       <w:tcPr>
@@ -8215,7 +8216,7 @@
       <w:rPr>
         <w:b/>
         <w:bCs/>
-        <w:color w:val="FFFFFF" w:themeColor="background1"/>
+        <w:color w:val="000000"/>
       </w:rPr>
       <w:tblPr/>
       <w:tcPr>
@@ -8321,7 +8322,7 @@
       <w:rPr>
         <w:b/>
         <w:bCs/>
-        <w:color w:val="FFFFFF" w:themeColor="background1"/>
+        <w:color w:val="000000"/>
       </w:rPr>
       <w:tblPr/>
       <w:tcPr>
@@ -8427,7 +8428,7 @@
       <w:rPr>
         <w:b/>
         <w:bCs/>
-        <w:color w:val="FFFFFF" w:themeColor="background1"/>
+        <w:color w:val="000000"/>
       </w:rPr>
       <w:tblPr/>
       <w:tcPr>
@@ -8533,7 +8534,7 @@
       <w:rPr>
         <w:b/>
         <w:bCs/>
-        <w:color w:val="FFFFFF" w:themeColor="background1"/>
+        <w:color w:val="000000"/>
       </w:rPr>
       <w:tblPr/>
       <w:tcPr>
@@ -8636,7 +8637,7 @@
       <w:rPr>
         <w:b/>
         <w:bCs/>
-        <w:color w:val="FFFFFF" w:themeColor="background1"/>
+        <w:color w:val="000000"/>
       </w:rPr>
       <w:tblPr/>
       <w:tcPr>
@@ -8656,7 +8657,7 @@
         <w:spacing w:before="0" w:after="0" w:line="240" w:lineRule="auto"/>
       </w:pPr>
       <w:rPr>
-        <w:color w:val="auto"/>
+        <w:color w:val="000000"/>
       </w:rPr>
       <w:tblPr/>
       <w:tcPr>
@@ -8675,7 +8676,7 @@
       <w:rPr>
         <w:b/>
         <w:bCs/>
-        <w:color w:val="FFFFFF" w:themeColor="background1"/>
+        <w:color w:val="000000"/>
       </w:rPr>
       <w:tblPr/>
       <w:tcPr>
@@ -8694,7 +8695,7 @@
       <w:rPr>
         <w:b/>
         <w:bCs/>
-        <w:color w:val="FFFFFF" w:themeColor="background1"/>
+        <w:color w:val="000000"/>
       </w:rPr>
       <w:tblPr/>
       <w:tcPr>
@@ -8740,7 +8741,7 @@
     </w:tblStylePr>
     <w:tblStylePr w:type="nwCell">
       <w:rPr>
-        <w:color w:val="FFFFFF" w:themeColor="background1"/>
+        <w:color w:val="000000"/>
       </w:rPr>
       <w:tblPr/>
       <w:tcPr>
@@ -8785,7 +8786,7 @@
       <w:rPr>
         <w:b/>
         <w:bCs/>
-        <w:color w:val="FFFFFF" w:themeColor="background1"/>
+        <w:color w:val="000000"/>
       </w:rPr>
       <w:tblPr/>
       <w:tcPr>
@@ -8805,7 +8806,7 @@
         <w:spacing w:before="0" w:after="0" w:line="240" w:lineRule="auto"/>
       </w:pPr>
       <w:rPr>
-        <w:color w:val="auto"/>
+        <w:color w:val="000000"/>
       </w:rPr>
       <w:tblPr/>
       <w:tcPr>
@@ -8824,7 +8825,7 @@
       <w:rPr>
         <w:b/>
         <w:bCs/>
-        <w:color w:val="FFFFFF" w:themeColor="background1"/>
+        <w:color w:val="000000"/>
       </w:rPr>
       <w:tblPr/>
       <w:tcPr>
@@ -8843,7 +8844,7 @@
       <w:rPr>
         <w:b/>
         <w:bCs/>
-        <w:color w:val="FFFFFF" w:themeColor="background1"/>
+        <w:color w:val="000000"/>
       </w:rPr>
       <w:tblPr/>
       <w:tcPr>
@@ -8889,7 +8890,7 @@
     </w:tblStylePr>
     <w:tblStylePr w:type="nwCell">
       <w:rPr>
-        <w:color w:val="FFFFFF" w:themeColor="background1"/>
+        <w:color w:val="000000"/>
       </w:rPr>
       <w:tblPr/>
       <w:tcPr>
@@ -8934,7 +8935,7 @@
       <w:rPr>
         <w:b/>
         <w:bCs/>
-        <w:color w:val="FFFFFF" w:themeColor="background1"/>
+        <w:color w:val="000000"/>
       </w:rPr>
       <w:tblPr/>
       <w:tcPr>
@@ -8954,7 +8955,7 @@
         <w:spacing w:before="0" w:after="0" w:line="240" w:lineRule="auto"/>
       </w:pPr>
       <w:rPr>
-        <w:color w:val="auto"/>
+        <w:color w:val="000000"/>
       </w:rPr>
       <w:tblPr/>
       <w:tcPr>
@@ -8973,7 +8974,7 @@
       <w:rPr>
         <w:b/>
         <w:bCs/>
-        <w:color w:val="FFFFFF" w:themeColor="background1"/>
+        <w:color w:val="000000"/>
       </w:rPr>
       <w:tblPr/>
       <w:tcPr>
@@ -8992,7 +8993,7 @@
       <w:rPr>
         <w:b/>
         <w:bCs/>
-        <w:color w:val="FFFFFF" w:themeColor="background1"/>
+        <w:color w:val="000000"/>
       </w:rPr>
       <w:tblPr/>
       <w:tcPr>
@@ -9038,7 +9039,7 @@
     </w:tblStylePr>
     <w:tblStylePr w:type="nwCell">
       <w:rPr>
-        <w:color w:val="FFFFFF" w:themeColor="background1"/>
+        <w:color w:val="000000"/>
       </w:rPr>
       <w:tblPr/>
       <w:tcPr>
@@ -9083,7 +9084,7 @@
       <w:rPr>
         <w:b/>
         <w:bCs/>
-        <w:color w:val="FFFFFF" w:themeColor="background1"/>
+        <w:color w:val="000000"/>
       </w:rPr>
       <w:tblPr/>
       <w:tcPr>
@@ -9103,7 +9104,7 @@
         <w:spacing w:before="0" w:after="0" w:line="240" w:lineRule="auto"/>
       </w:pPr>
       <w:rPr>
-        <w:color w:val="auto"/>
+        <w:color w:val="000000"/>
       </w:rPr>
       <w:tblPr/>
       <w:tcPr>
@@ -9122,7 +9123,7 @@
       <w:rPr>
         <w:b/>
         <w:bCs/>
-        <w:color w:val="FFFFFF" w:themeColor="background1"/>
+        <w:color w:val="000000"/>
       </w:rPr>
       <w:tblPr/>
       <w:tcPr>
@@ -9141,7 +9142,7 @@
       <w:rPr>
         <w:b/>
         <w:bCs/>
-        <w:color w:val="FFFFFF" w:themeColor="background1"/>
+        <w:color w:val="000000"/>
       </w:rPr>
       <w:tblPr/>
       <w:tcPr>
@@ -9187,7 +9188,7 @@
     </w:tblStylePr>
     <w:tblStylePr w:type="nwCell">
       <w:rPr>
-        <w:color w:val="FFFFFF" w:themeColor="background1"/>
+        <w:color w:val="000000"/>
       </w:rPr>
       <w:tblPr/>
       <w:tcPr>
@@ -9232,7 +9233,7 @@
       <w:rPr>
         <w:b/>
         <w:bCs/>
-        <w:color w:val="FFFFFF" w:themeColor="background1"/>
+        <w:color w:val="000000"/>
       </w:rPr>
       <w:tblPr/>
       <w:tcPr>
@@ -9252,7 +9253,7 @@
         <w:spacing w:before="0" w:after="0" w:line="240" w:lineRule="auto"/>
       </w:pPr>
       <w:rPr>
-        <w:color w:val="auto"/>
+        <w:color w:val="000000"/>
       </w:rPr>
       <w:tblPr/>
       <w:tcPr>
@@ -9271,7 +9272,7 @@
       <w:rPr>
         <w:b/>
         <w:bCs/>
-        <w:color w:val="FFFFFF" w:themeColor="background1"/>
+        <w:color w:val="000000"/>
       </w:rPr>
       <w:tblPr/>
       <w:tcPr>
@@ -9290,7 +9291,7 @@
       <w:rPr>
         <w:b/>
         <w:bCs/>
-        <w:color w:val="FFFFFF" w:themeColor="background1"/>
+        <w:color w:val="000000"/>
       </w:rPr>
       <w:tblPr/>
       <w:tcPr>
@@ -9336,7 +9337,7 @@
     </w:tblStylePr>
     <w:tblStylePr w:type="nwCell">
       <w:rPr>
-        <w:color w:val="FFFFFF" w:themeColor="background1"/>
+        <w:color w:val="000000"/>
       </w:rPr>
       <w:tblPr/>
       <w:tcPr>
@@ -9381,7 +9382,7 @@
       <w:rPr>
         <w:b/>
         <w:bCs/>
-        <w:color w:val="FFFFFF" w:themeColor="background1"/>
+        <w:color w:val="000000"/>
       </w:rPr>
       <w:tblPr/>
       <w:tcPr>
@@ -9401,7 +9402,7 @@
         <w:spacing w:before="0" w:after="0" w:line="240" w:lineRule="auto"/>
       </w:pPr>
       <w:rPr>
-        <w:color w:val="auto"/>
+        <w:color w:val="000000"/>
       </w:rPr>
       <w:tblPr/>
       <w:tcPr>
@@ -9420,7 +9421,7 @@
       <w:rPr>
         <w:b/>
         <w:bCs/>
-        <w:color w:val="FFFFFF" w:themeColor="background1"/>
+        <w:color w:val="000000"/>
       </w:rPr>
       <w:tblPr/>
       <w:tcPr>
@@ -9439,7 +9440,7 @@
       <w:rPr>
         <w:b/>
         <w:bCs/>
-        <w:color w:val="FFFFFF" w:themeColor="background1"/>
+        <w:color w:val="000000"/>
       </w:rPr>
       <w:tblPr/>
       <w:tcPr>
@@ -9485,7 +9486,7 @@
     </w:tblStylePr>
     <w:tblStylePr w:type="nwCell">
       <w:rPr>
-        <w:color w:val="FFFFFF" w:themeColor="background1"/>
+        <w:color w:val="000000"/>
       </w:rPr>
       <w:tblPr/>
       <w:tcPr>
@@ -9530,7 +9531,7 @@
       <w:rPr>
         <w:b/>
         <w:bCs/>
-        <w:color w:val="FFFFFF" w:themeColor="background1"/>
+        <w:color w:val="000000"/>
       </w:rPr>
       <w:tblPr/>
       <w:tcPr>
@@ -9550,7 +9551,7 @@
         <w:spacing w:before="0" w:after="0" w:line="240" w:lineRule="auto"/>
       </w:pPr>
       <w:rPr>
-        <w:color w:val="auto"/>
+        <w:color w:val="000000"/>
       </w:rPr>
       <w:tblPr/>
       <w:tcPr>
@@ -9569,7 +9570,7 @@
       <w:rPr>
         <w:b/>
         <w:bCs/>
-        <w:color w:val="FFFFFF" w:themeColor="background1"/>
+        <w:color w:val="000000"/>
       </w:rPr>
       <w:tblPr/>
       <w:tcPr>
@@ -9588,7 +9589,7 @@
       <w:rPr>
         <w:b/>
         <w:bCs/>
-        <w:color w:val="FFFFFF" w:themeColor="background1"/>
+        <w:color w:val="000000"/>
       </w:rPr>
       <w:tblPr/>
       <w:tcPr>
@@ -9634,7 +9635,7 @@
     </w:tblStylePr>
     <w:tblStylePr w:type="nwCell">
       <w:rPr>
-        <w:color w:val="FFFFFF" w:themeColor="background1"/>
+        <w:color w:val="000000"/>
       </w:rPr>
       <w:tblPr/>
       <w:tcPr>
@@ -9658,7 +9659,7 @@
       <w:spacing w:after="0" w:line="240" w:lineRule="auto"/>
     </w:pPr>
     <w:rPr>
-      <w:color w:val="000000" w:themeColor="text1"/>
+      <w:color w:val="000000"/>
     </w:rPr>
     <w:tblPr>
       <w:tblStyleRowBandSize w:val="1"/>
@@ -9691,7 +9692,7 @@
       <w:rPr>
         <w:b/>
         <w:bCs/>
-        <w:color w:val="1F497D" w:themeColor="text2"/>
+        <w:color w:val="000000"/>
       </w:rPr>
       <w:tblPr/>
       <w:tcPr>
@@ -9742,7 +9743,7 @@
       <w:spacing w:after="0" w:line="240" w:lineRule="auto"/>
     </w:pPr>
     <w:rPr>
-      <w:color w:val="000000" w:themeColor="text1"/>
+      <w:color w:val="000000"/>
     </w:rPr>
     <w:tblPr>
       <w:tblStyleRowBandSize w:val="1"/>
@@ -9775,7 +9776,7 @@
       <w:rPr>
         <w:b/>
         <w:bCs/>
-        <w:color w:val="1F497D" w:themeColor="text2"/>
+        <w:color w:val="000000"/>
       </w:rPr>
       <w:tblPr/>
       <w:tcPr>
@@ -9826,7 +9827,7 @@
       <w:spacing w:after="0" w:line="240" w:lineRule="auto"/>
     </w:pPr>
     <w:rPr>
-      <w:color w:val="000000" w:themeColor="text1"/>
+      <w:color w:val="000000"/>
     </w:rPr>
     <w:tblPr>
       <w:tblStyleRowBandSize w:val="1"/>
@@ -9859,7 +9860,7 @@
       <w:rPr>
         <w:b/>
         <w:bCs/>
-        <w:color w:val="1F497D" w:themeColor="text2"/>
+        <w:color w:val="000000"/>
       </w:rPr>
       <w:tblPr/>
       <w:tcPr>
@@ -9910,7 +9911,7 @@
       <w:spacing w:after="0" w:line="240" w:lineRule="auto"/>
     </w:pPr>
     <w:rPr>
-      <w:color w:val="000000" w:themeColor="text1"/>
+      <w:color w:val="000000"/>
     </w:rPr>
     <w:tblPr>
       <w:tblStyleRowBandSize w:val="1"/>
@@ -9943,7 +9944,7 @@
       <w:rPr>
         <w:b/>
         <w:bCs/>
-        <w:color w:val="1F497D" w:themeColor="text2"/>
+        <w:color w:val="000000"/>
       </w:rPr>
       <w:tblPr/>
       <w:tcPr>
@@ -9994,7 +9995,7 @@
       <w:spacing w:after="0" w:line="240" w:lineRule="auto"/>
     </w:pPr>
     <w:rPr>
-      <w:color w:val="000000" w:themeColor="text1"/>
+      <w:color w:val="000000"/>
     </w:rPr>
     <w:tblPr>
       <w:tblStyleRowBandSize w:val="1"/>
@@ -10027,7 +10028,7 @@
       <w:rPr>
         <w:b/>
         <w:bCs/>
-        <w:color w:val="1F497D" w:themeColor="text2"/>
+        <w:color w:val="000000"/>
       </w:rPr>
       <w:tblPr/>
       <w:tcPr>
@@ -10078,7 +10079,7 @@
       <w:spacing w:after="0" w:line="240" w:lineRule="auto"/>
     </w:pPr>
     <w:rPr>
-      <w:color w:val="000000" w:themeColor="text1"/>
+      <w:color w:val="000000"/>
     </w:rPr>
     <w:tblPr>
       <w:tblStyleRowBandSize w:val="1"/>
@@ -10111,7 +10112,7 @@
       <w:rPr>
         <w:b/>
         <w:bCs/>
-        <w:color w:val="1F497D" w:themeColor="text2"/>
+        <w:color w:val="000000"/>
       </w:rPr>
       <w:tblPr/>
       <w:tcPr>
@@ -10162,7 +10163,7 @@
       <w:spacing w:after="0" w:line="240" w:lineRule="auto"/>
     </w:pPr>
     <w:rPr>
-      <w:color w:val="000000" w:themeColor="text1"/>
+      <w:color w:val="000000"/>
     </w:rPr>
     <w:tblPr>
       <w:tblStyleRowBandSize w:val="1"/>
@@ -10195,7 +10196,7 @@
       <w:rPr>
         <w:b/>
         <w:bCs/>
-        <w:color w:val="1F497D" w:themeColor="text2"/>
+        <w:color w:val="000000"/>
       </w:rPr>
       <w:tblPr/>
       <w:tcPr>
@@ -10247,7 +10248,7 @@
     </w:pPr>
     <w:rPr>
       <w:rFonts w:asciiTheme="majorHAnsi" w:eastAsiaTheme="majorEastAsia" w:hAnsiTheme="majorHAnsi" w:cstheme="majorBidi"/>
-      <w:color w:val="000000" w:themeColor="text1"/>
+      <w:color w:val="000000"/>
     </w:rPr>
     <w:tblPr>
       <w:tblStyleRowBandSize w:val="1"/>
@@ -10375,7 +10376,7 @@
     </w:pPr>
     <w:rPr>
       <w:rFonts w:asciiTheme="majorHAnsi" w:eastAsiaTheme="majorEastAsia" w:hAnsiTheme="majorHAnsi" w:cstheme="majorBidi"/>
-      <w:color w:val="000000" w:themeColor="text1"/>
+      <w:color w:val="000000"/>
     </w:rPr>
     <w:tblPr>
       <w:tblStyleRowBandSize w:val="1"/>
@@ -10503,7 +10504,7 @@
     </w:pPr>
     <w:rPr>
       <w:rFonts w:asciiTheme="majorHAnsi" w:eastAsiaTheme="majorEastAsia" w:hAnsiTheme="majorHAnsi" w:cstheme="majorBidi"/>
-      <w:color w:val="000000" w:themeColor="text1"/>
+      <w:color w:val="000000"/>
     </w:rPr>
     <w:tblPr>
       <w:tblStyleRowBandSize w:val="1"/>
@@ -10631,7 +10632,7 @@
     </w:pPr>
     <w:rPr>
       <w:rFonts w:asciiTheme="majorHAnsi" w:eastAsiaTheme="majorEastAsia" w:hAnsiTheme="majorHAnsi" w:cstheme="majorBidi"/>
-      <w:color w:val="000000" w:themeColor="text1"/>
+      <w:color w:val="000000"/>
     </w:rPr>
     <w:tblPr>
       <w:tblStyleRowBandSize w:val="1"/>
@@ -10759,7 +10760,7 @@
     </w:pPr>
     <w:rPr>
       <w:rFonts w:asciiTheme="majorHAnsi" w:eastAsiaTheme="majorEastAsia" w:hAnsiTheme="majorHAnsi" w:cstheme="majorBidi"/>
-      <w:color w:val="000000" w:themeColor="text1"/>
+      <w:color w:val="000000"/>
     </w:rPr>
     <w:tblPr>
       <w:tblStyleRowBandSize w:val="1"/>
@@ -10887,7 +10888,7 @@
     </w:pPr>
     <w:rPr>
       <w:rFonts w:asciiTheme="majorHAnsi" w:eastAsiaTheme="majorEastAsia" w:hAnsiTheme="majorHAnsi" w:cstheme="majorBidi"/>
-      <w:color w:val="000000" w:themeColor="text1"/>
+      <w:color w:val="000000"/>
     </w:rPr>
     <w:tblPr>
       <w:tblStyleRowBandSize w:val="1"/>
@@ -11015,7 +11016,7 @@
     </w:pPr>
     <w:rPr>
       <w:rFonts w:asciiTheme="majorHAnsi" w:eastAsiaTheme="majorEastAsia" w:hAnsiTheme="majorHAnsi" w:cstheme="majorBidi"/>
-      <w:color w:val="000000" w:themeColor="text1"/>
+      <w:color w:val="000000"/>
     </w:rPr>
     <w:tblPr>
       <w:tblStyleRowBandSize w:val="1"/>
@@ -11654,7 +11655,7 @@
     </w:pPr>
     <w:rPr>
       <w:rFonts w:asciiTheme="majorHAnsi" w:eastAsiaTheme="majorEastAsia" w:hAnsiTheme="majorHAnsi" w:cstheme="majorBidi"/>
-      <w:color w:val="000000" w:themeColor="text1"/>
+      <w:color w:val="000000"/>
     </w:rPr>
     <w:tblPr>
       <w:tblStyleRowBandSize w:val="1"/>
@@ -11682,7 +11683,7 @@
       <w:rPr>
         <w:b/>
         <w:bCs/>
-        <w:color w:val="000000" w:themeColor="text1"/>
+        <w:color w:val="000000"/>
       </w:rPr>
       <w:tblPr/>
       <w:tcPr>
@@ -11693,7 +11694,7 @@
       <w:rPr>
         <w:b/>
         <w:bCs/>
-        <w:color w:val="000000" w:themeColor="text1"/>
+        <w:color w:val="000000"/>
       </w:rPr>
       <w:tblPr/>
       <w:tcPr>
@@ -11712,7 +11713,7 @@
       <w:rPr>
         <w:b/>
         <w:bCs/>
-        <w:color w:val="000000" w:themeColor="text1"/>
+        <w:color w:val="000000"/>
       </w:rPr>
       <w:tblPr/>
       <w:tcPr>
@@ -11731,7 +11732,7 @@
       <w:rPr>
         <w:b w:val="0"/>
         <w:bCs w:val="0"/>
-        <w:color w:val="000000" w:themeColor="text1"/>
+        <w:color w:val="000000"/>
       </w:rPr>
       <w:tblPr/>
       <w:tcPr>
@@ -11779,7 +11780,7 @@
     </w:pPr>
     <w:rPr>
       <w:rFonts w:asciiTheme="majorHAnsi" w:eastAsiaTheme="majorEastAsia" w:hAnsiTheme="majorHAnsi" w:cstheme="majorBidi"/>
-      <w:color w:val="000000" w:themeColor="text1"/>
+      <w:color w:val="000000"/>
     </w:rPr>
     <w:tblPr>
       <w:tblStyleRowBandSize w:val="1"/>
@@ -11807,7 +11808,7 @@
       <w:rPr>
         <w:b/>
         <w:bCs/>
-        <w:color w:val="000000" w:themeColor="text1"/>
+        <w:color w:val="000000"/>
       </w:rPr>
       <w:tblPr/>
       <w:tcPr>
@@ -11818,7 +11819,7 @@
       <w:rPr>
         <w:b/>
         <w:bCs/>
-        <w:color w:val="000000" w:themeColor="text1"/>
+        <w:color w:val="000000"/>
       </w:rPr>
       <w:tblPr/>
       <w:tcPr>
@@ -11837,7 +11838,7 @@
       <w:rPr>
         <w:b/>
         <w:bCs/>
-        <w:color w:val="000000" w:themeColor="text1"/>
+        <w:color w:val="000000"/>
       </w:rPr>
       <w:tblPr/>
       <w:tcPr>
@@ -11856,7 +11857,7 @@
       <w:rPr>
         <w:b w:val="0"/>
         <w:bCs w:val="0"/>
-        <w:color w:val="000000" w:themeColor="text1"/>
+        <w:color w:val="000000"/>
       </w:rPr>
       <w:tblPr/>
       <w:tcPr>
@@ -11904,7 +11905,7 @@
     </w:pPr>
     <w:rPr>
       <w:rFonts w:asciiTheme="majorHAnsi" w:eastAsiaTheme="majorEastAsia" w:hAnsiTheme="majorHAnsi" w:cstheme="majorBidi"/>
-      <w:color w:val="000000" w:themeColor="text1"/>
+      <w:color w:val="000000"/>
     </w:rPr>
     <w:tblPr>
       <w:tblStyleRowBandSize w:val="1"/>
@@ -11932,7 +11933,7 @@
       <w:rPr>
         <w:b/>
         <w:bCs/>
-        <w:color w:val="000000" w:themeColor="text1"/>
+        <w:color w:val="000000"/>
       </w:rPr>
       <w:tblPr/>
       <w:tcPr>
@@ -11943,7 +11944,7 @@
       <w:rPr>
         <w:b/>
         <w:bCs/>
-        <w:color w:val="000000" w:themeColor="text1"/>
+        <w:color w:val="000000"/>
       </w:rPr>
       <w:tblPr/>
       <w:tcPr>
@@ -11962,7 +11963,7 @@
       <w:rPr>
         <w:b/>
         <w:bCs/>
-        <w:color w:val="000000" w:themeColor="text1"/>
+        <w:color w:val="000000"/>
       </w:rPr>
       <w:tblPr/>
       <w:tcPr>
@@ -11981,7 +11982,7 @@
       <w:rPr>
         <w:b w:val="0"/>
         <w:bCs w:val="0"/>
-        <w:color w:val="000000" w:themeColor="text1"/>
+        <w:color w:val="000000"/>
       </w:rPr>
       <w:tblPr/>
       <w:tcPr>
@@ -12029,7 +12030,7 @@
     </w:pPr>
     <w:rPr>
       <w:rFonts w:asciiTheme="majorHAnsi" w:eastAsiaTheme="majorEastAsia" w:hAnsiTheme="majorHAnsi" w:cstheme="majorBidi"/>
-      <w:color w:val="000000" w:themeColor="text1"/>
+      <w:color w:val="000000"/>
     </w:rPr>
     <w:tblPr>
       <w:tblStyleRowBandSize w:val="1"/>
@@ -12057,7 +12058,7 @@
       <w:rPr>
         <w:b/>
         <w:bCs/>
-        <w:color w:val="000000" w:themeColor="text1"/>
+        <w:color w:val="000000"/>
       </w:rPr>
       <w:tblPr/>
       <w:tcPr>
@@ -12068,7 +12069,7 @@
       <w:rPr>
         <w:b/>
         <w:bCs/>
-        <w:color w:val="000000" w:themeColor="text1"/>
+        <w:color w:val="000000"/>
       </w:rPr>
       <w:tblPr/>
       <w:tcPr>
@@ -12087,7 +12088,7 @@
       <w:rPr>
         <w:b/>
         <w:bCs/>
-        <w:color w:val="000000" w:themeColor="text1"/>
+        <w:color w:val="000000"/>
       </w:rPr>
       <w:tblPr/>
       <w:tcPr>
@@ -12106,7 +12107,7 @@
       <w:rPr>
         <w:b w:val="0"/>
         <w:bCs w:val="0"/>
-        <w:color w:val="000000" w:themeColor="text1"/>
+        <w:color w:val="000000"/>
       </w:rPr>
       <w:tblPr/>
       <w:tcPr>
@@ -12154,7 +12155,7 @@
     </w:pPr>
     <w:rPr>
       <w:rFonts w:asciiTheme="majorHAnsi" w:eastAsiaTheme="majorEastAsia" w:hAnsiTheme="majorHAnsi" w:cstheme="majorBidi"/>
-      <w:color w:val="000000" w:themeColor="text1"/>
+      <w:color w:val="000000"/>
     </w:rPr>
     <w:tblPr>
       <w:tblStyleRowBandSize w:val="1"/>
@@ -12182,7 +12183,7 @@
       <w:rPr>
         <w:b/>
         <w:bCs/>
-        <w:color w:val="000000" w:themeColor="text1"/>
+        <w:color w:val="000000"/>
       </w:rPr>
       <w:tblPr/>
       <w:tcPr>
@@ -12193,7 +12194,7 @@
       <w:rPr>
         <w:b/>
         <w:bCs/>
-        <w:color w:val="000000" w:themeColor="text1"/>
+        <w:color w:val="000000"/>
       </w:rPr>
       <w:tblPr/>
       <w:tcPr>
@@ -12212,7 +12213,7 @@
       <w:rPr>
         <w:b/>
         <w:bCs/>
-        <w:color w:val="000000" w:themeColor="text1"/>
+        <w:color w:val="000000"/>
       </w:rPr>
       <w:tblPr/>
       <w:tcPr>
@@ -12231,7 +12232,7 @@
       <w:rPr>
         <w:b w:val="0"/>
         <w:bCs w:val="0"/>
-        <w:color w:val="000000" w:themeColor="text1"/>
+        <w:color w:val="000000"/>
       </w:rPr>
       <w:tblPr/>
       <w:tcPr>
@@ -12279,7 +12280,7 @@
     </w:pPr>
     <w:rPr>
       <w:rFonts w:asciiTheme="majorHAnsi" w:eastAsiaTheme="majorEastAsia" w:hAnsiTheme="majorHAnsi" w:cstheme="majorBidi"/>
-      <w:color w:val="000000" w:themeColor="text1"/>
+      <w:color w:val="000000"/>
     </w:rPr>
     <w:tblPr>
       <w:tblStyleRowBandSize w:val="1"/>
@@ -12307,7 +12308,7 @@
       <w:rPr>
         <w:b/>
         <w:bCs/>
-        <w:color w:val="000000" w:themeColor="text1"/>
+        <w:color w:val="000000"/>
       </w:rPr>
       <w:tblPr/>
       <w:tcPr>
@@ -12318,7 +12319,7 @@
       <w:rPr>
         <w:b/>
         <w:bCs/>
-        <w:color w:val="000000" w:themeColor="text1"/>
+        <w:color w:val="000000"/>
       </w:rPr>
       <w:tblPr/>
       <w:tcPr>
@@ -12337,7 +12338,7 @@
       <w:rPr>
         <w:b/>
         <w:bCs/>
-        <w:color w:val="000000" w:themeColor="text1"/>
+        <w:color w:val="000000"/>
       </w:rPr>
       <w:tblPr/>
       <w:tcPr>
@@ -12356,7 +12357,7 @@
       <w:rPr>
         <w:b w:val="0"/>
         <w:bCs w:val="0"/>
-        <w:color w:val="000000" w:themeColor="text1"/>
+        <w:color w:val="000000"/>
       </w:rPr>
       <w:tblPr/>
       <w:tcPr>
@@ -12404,7 +12405,7 @@
     </w:pPr>
     <w:rPr>
       <w:rFonts w:asciiTheme="majorHAnsi" w:eastAsiaTheme="majorEastAsia" w:hAnsiTheme="majorHAnsi" w:cstheme="majorBidi"/>
-      <w:color w:val="000000" w:themeColor="text1"/>
+      <w:color w:val="000000"/>
     </w:rPr>
     <w:tblPr>
       <w:tblStyleRowBandSize w:val="1"/>
@@ -12432,7 +12433,7 @@
       <w:rPr>
         <w:b/>
         <w:bCs/>
-        <w:color w:val="000000" w:themeColor="text1"/>
+        <w:color w:val="000000"/>
       </w:rPr>
       <w:tblPr/>
       <w:tcPr>
@@ -12443,7 +12444,7 @@
       <w:rPr>
         <w:b/>
         <w:bCs/>
-        <w:color w:val="000000" w:themeColor="text1"/>
+        <w:color w:val="000000"/>
       </w:rPr>
       <w:tblPr/>
       <w:tcPr>
@@ -12462,7 +12463,7 @@
       <w:rPr>
         <w:b/>
         <w:bCs/>
-        <w:color w:val="000000" w:themeColor="text1"/>
+        <w:color w:val="000000"/>
       </w:rPr>
       <w:tblPr/>
       <w:tcPr>
@@ -12481,7 +12482,7 @@
       <w:rPr>
         <w:b w:val="0"/>
         <w:bCs w:val="0"/>
-        <w:color w:val="000000" w:themeColor="text1"/>
+        <w:color w:val="000000"/>
       </w:rPr>
       <w:tblPr/>
       <w:tcPr>
@@ -12555,7 +12556,7 @@
         <w:bCs/>
         <w:i w:val="0"/>
         <w:iCs w:val="0"/>
-        <w:color w:val="FFFFFF" w:themeColor="background1"/>
+        <w:color w:val="000000"/>
       </w:rPr>
       <w:tblPr/>
       <w:tcPr>
@@ -12576,7 +12577,7 @@
         <w:bCs/>
         <w:i w:val="0"/>
         <w:iCs w:val="0"/>
-        <w:color w:val="FFFFFF" w:themeColor="background1"/>
+        <w:color w:val="000000"/>
       </w:rPr>
       <w:tblPr/>
       <w:tcPr>
@@ -12597,7 +12598,7 @@
         <w:bCs/>
         <w:i w:val="0"/>
         <w:iCs w:val="0"/>
-        <w:color w:val="FFFFFF" w:themeColor="background1"/>
+        <w:color w:val="000000"/>
       </w:rPr>
       <w:tblPr/>
       <w:tcPr>
@@ -12616,7 +12617,7 @@
         <w:bCs/>
         <w:i w:val="0"/>
         <w:iCs w:val="0"/>
-        <w:color w:val="FFFFFF" w:themeColor="background1"/>
+        <w:color w:val="000000"/>
       </w:rPr>
       <w:tblPr/>
       <w:tcPr>
@@ -12696,7 +12697,7 @@
         <w:bCs/>
         <w:i w:val="0"/>
         <w:iCs w:val="0"/>
-        <w:color w:val="FFFFFF" w:themeColor="background1"/>
+        <w:color w:val="000000"/>
       </w:rPr>
       <w:tblPr/>
       <w:tcPr>
@@ -12717,7 +12718,7 @@
         <w:bCs/>
         <w:i w:val="0"/>
         <w:iCs w:val="0"/>
-        <w:color w:val="FFFFFF" w:themeColor="background1"/>
+        <w:color w:val="000000"/>
       </w:rPr>
       <w:tblPr/>
       <w:tcPr>
@@ -12738,7 +12739,7 @@
         <w:bCs/>
         <w:i w:val="0"/>
         <w:iCs w:val="0"/>
-        <w:color w:val="FFFFFF" w:themeColor="background1"/>
+        <w:color w:val="000000"/>
       </w:rPr>
       <w:tblPr/>
       <w:tcPr>
@@ -12757,7 +12758,7 @@
         <w:bCs/>
         <w:i w:val="0"/>
         <w:iCs w:val="0"/>
-        <w:color w:val="FFFFFF" w:themeColor="background1"/>
+        <w:color w:val="000000"/>
       </w:rPr>
       <w:tblPr/>
       <w:tcPr>
@@ -12837,7 +12838,7 @@
         <w:bCs/>
         <w:i w:val="0"/>
         <w:iCs w:val="0"/>
-        <w:color w:val="FFFFFF" w:themeColor="background1"/>
+        <w:color w:val="000000"/>
       </w:rPr>
       <w:tblPr/>
       <w:tcPr>
@@ -12858,7 +12859,7 @@
         <w:bCs/>
         <w:i w:val="0"/>
         <w:iCs w:val="0"/>
-        <w:color w:val="FFFFFF" w:themeColor="background1"/>
+        <w:color w:val="000000"/>
       </w:rPr>
       <w:tblPr/>
       <w:tcPr>
@@ -12879,7 +12880,7 @@
         <w:bCs/>
         <w:i w:val="0"/>
         <w:iCs w:val="0"/>
-        <w:color w:val="FFFFFF" w:themeColor="background1"/>
+        <w:color w:val="000000"/>
       </w:rPr>
       <w:tblPr/>
       <w:tcPr>
@@ -12898,7 +12899,7 @@
         <w:bCs/>
         <w:i w:val="0"/>
         <w:iCs w:val="0"/>
-        <w:color w:val="FFFFFF" w:themeColor="background1"/>
+        <w:color w:val="000000"/>
       </w:rPr>
       <w:tblPr/>
       <w:tcPr>
@@ -12978,7 +12979,7 @@
         <w:bCs/>
         <w:i w:val="0"/>
         <w:iCs w:val="0"/>
-        <w:color w:val="FFFFFF" w:themeColor="background1"/>
+        <w:color w:val="000000"/>
       </w:rPr>
       <w:tblPr/>
       <w:tcPr>
@@ -12999,7 +13000,7 @@
         <w:bCs/>
         <w:i w:val="0"/>
         <w:iCs w:val="0"/>
-        <w:color w:val="FFFFFF" w:themeColor="background1"/>
+        <w:color w:val="000000"/>
       </w:rPr>
       <w:tblPr/>
       <w:tcPr>
@@ -13020,7 +13021,7 @@
         <w:bCs/>
         <w:i w:val="0"/>
         <w:iCs w:val="0"/>
-        <w:color w:val="FFFFFF" w:themeColor="background1"/>
+        <w:color w:val="000000"/>
       </w:rPr>
       <w:tblPr/>
       <w:tcPr>
@@ -13039,7 +13040,7 @@
         <w:bCs/>
         <w:i w:val="0"/>
         <w:iCs w:val="0"/>
-        <w:color w:val="FFFFFF" w:themeColor="background1"/>
+        <w:color w:val="000000"/>
       </w:rPr>
       <w:tblPr/>
       <w:tcPr>
@@ -13119,7 +13120,7 @@
         <w:bCs/>
         <w:i w:val="0"/>
         <w:iCs w:val="0"/>
-        <w:color w:val="FFFFFF" w:themeColor="background1"/>
+        <w:color w:val="000000"/>
       </w:rPr>
       <w:tblPr/>
       <w:tcPr>
@@ -13140,7 +13141,7 @@
         <w:bCs/>
         <w:i w:val="0"/>
         <w:iCs w:val="0"/>
-        <w:color w:val="FFFFFF" w:themeColor="background1"/>
+        <w:color w:val="000000"/>
       </w:rPr>
       <w:tblPr/>
       <w:tcPr>
@@ -13161,7 +13162,7 @@
         <w:bCs/>
         <w:i w:val="0"/>
         <w:iCs w:val="0"/>
-        <w:color w:val="FFFFFF" w:themeColor="background1"/>
+        <w:color w:val="000000"/>
       </w:rPr>
       <w:tblPr/>
       <w:tcPr>
@@ -13180,7 +13181,7 @@
         <w:bCs/>
         <w:i w:val="0"/>
         <w:iCs w:val="0"/>
-        <w:color w:val="FFFFFF" w:themeColor="background1"/>
+        <w:color w:val="000000"/>
       </w:rPr>
       <w:tblPr/>
       <w:tcPr>
@@ -13260,7 +13261,7 @@
         <w:bCs/>
         <w:i w:val="0"/>
         <w:iCs w:val="0"/>
-        <w:color w:val="FFFFFF" w:themeColor="background1"/>
+        <w:color w:val="000000"/>
       </w:rPr>
       <w:tblPr/>
       <w:tcPr>
@@ -13281,7 +13282,7 @@
         <w:bCs/>
         <w:i w:val="0"/>
         <w:iCs w:val="0"/>
-        <w:color w:val="FFFFFF" w:themeColor="background1"/>
+        <w:color w:val="000000"/>
       </w:rPr>
       <w:tblPr/>
       <w:tcPr>
@@ -13302,7 +13303,7 @@
         <w:bCs/>
         <w:i w:val="0"/>
         <w:iCs w:val="0"/>
-        <w:color w:val="FFFFFF" w:themeColor="background1"/>
+        <w:color w:val="000000"/>
       </w:rPr>
       <w:tblPr/>
       <w:tcPr>
@@ -13321,7 +13322,7 @@
         <w:bCs/>
         <w:i w:val="0"/>
         <w:iCs w:val="0"/>
-        <w:color w:val="FFFFFF" w:themeColor="background1"/>
+        <w:color w:val="000000"/>
       </w:rPr>
       <w:tblPr/>
       <w:tcPr>
@@ -13401,7 +13402,7 @@
         <w:bCs/>
         <w:i w:val="0"/>
         <w:iCs w:val="0"/>
-        <w:color w:val="FFFFFF" w:themeColor="background1"/>
+        <w:color w:val="000000"/>
       </w:rPr>
       <w:tblPr/>
       <w:tcPr>
@@ -13422,7 +13423,7 @@
         <w:bCs/>
         <w:i w:val="0"/>
         <w:iCs w:val="0"/>
-        <w:color w:val="FFFFFF" w:themeColor="background1"/>
+        <w:color w:val="000000"/>
       </w:rPr>
       <w:tblPr/>
       <w:tcPr>
@@ -13443,7 +13444,7 @@
         <w:bCs/>
         <w:i w:val="0"/>
         <w:iCs w:val="0"/>
-        <w:color w:val="FFFFFF" w:themeColor="background1"/>
+        <w:color w:val="000000"/>
       </w:rPr>
       <w:tblPr/>
       <w:tcPr>
@@ -13462,7 +13463,7 @@
         <w:bCs/>
         <w:i w:val="0"/>
         <w:iCs w:val="0"/>
-        <w:color w:val="FFFFFF" w:themeColor="background1"/>
+        <w:color w:val="000000"/>
       </w:rPr>
       <w:tblPr/>
       <w:tcPr>
@@ -13515,7 +13516,7 @@
       <w:spacing w:after="0" w:line="240" w:lineRule="auto"/>
     </w:pPr>
     <w:rPr>
-      <w:color w:val="FFFFFF" w:themeColor="background1"/>
+      <w:color w:val="000000"/>
     </w:rPr>
     <w:tblPr>
       <w:tblStyleRowBandSize w:val="1"/>
@@ -13629,7 +13630,7 @@
       <w:spacing w:after="0" w:line="240" w:lineRule="auto"/>
     </w:pPr>
     <w:rPr>
-      <w:color w:val="FFFFFF" w:themeColor="background1"/>
+      <w:color w:val="000000"/>
     </w:rPr>
     <w:tblPr>
       <w:tblStyleRowBandSize w:val="1"/>
@@ -13743,7 +13744,7 @@
       <w:spacing w:after="0" w:line="240" w:lineRule="auto"/>
     </w:pPr>
     <w:rPr>
-      <w:color w:val="FFFFFF" w:themeColor="background1"/>
+      <w:color w:val="000000"/>
     </w:rPr>
     <w:tblPr>
       <w:tblStyleRowBandSize w:val="1"/>
@@ -13857,7 +13858,7 @@
       <w:spacing w:after="0" w:line="240" w:lineRule="auto"/>
     </w:pPr>
     <w:rPr>
-      <w:color w:val="FFFFFF" w:themeColor="background1"/>
+      <w:color w:val="000000"/>
     </w:rPr>
     <w:tblPr>
       <w:tblStyleRowBandSize w:val="1"/>
@@ -13971,7 +13972,7 @@
       <w:spacing w:after="0" w:line="240" w:lineRule="auto"/>
     </w:pPr>
     <w:rPr>
-      <w:color w:val="FFFFFF" w:themeColor="background1"/>
+      <w:color w:val="000000"/>
     </w:rPr>
     <w:tblPr>
       <w:tblStyleRowBandSize w:val="1"/>
@@ -14085,7 +14086,7 @@
       <w:spacing w:after="0" w:line="240" w:lineRule="auto"/>
     </w:pPr>
     <w:rPr>
-      <w:color w:val="FFFFFF" w:themeColor="background1"/>
+      <w:color w:val="000000"/>
     </w:rPr>
     <w:tblPr>
       <w:tblStyleRowBandSize w:val="1"/>
@@ -14199,7 +14200,7 @@
       <w:spacing w:after="0" w:line="240" w:lineRule="auto"/>
     </w:pPr>
     <w:rPr>
-      <w:color w:val="FFFFFF" w:themeColor="background1"/>
+      <w:color w:val="000000"/>
     </w:rPr>
     <w:tblPr>
       <w:tblStyleRowBandSize w:val="1"/>
@@ -14313,7 +14314,7 @@
       <w:spacing w:after="0" w:line="240" w:lineRule="auto"/>
     </w:pPr>
     <w:rPr>
-      <w:color w:val="000000" w:themeColor="text1"/>
+      <w:color w:val="000000"/>
     </w:rPr>
     <w:tblPr>
       <w:tblStyleRowBandSize w:val="1"/>
@@ -14359,7 +14360,7 @@
       <w:rPr>
         <w:b/>
         <w:bCs/>
-        <w:color w:val="FFFFFF" w:themeColor="background1"/>
+        <w:color w:val="000000"/>
       </w:rPr>
       <w:tblPr/>
       <w:tcPr>
@@ -14371,7 +14372,7 @@
     </w:tblStylePr>
     <w:tblStylePr w:type="firstCol">
       <w:rPr>
-        <w:color w:val="FFFFFF" w:themeColor="background1"/>
+        <w:color w:val="000000"/>
       </w:rPr>
       <w:tblPr/>
       <w:tcPr>
@@ -14388,7 +14389,7 @@
     </w:tblStylePr>
     <w:tblStylePr w:type="lastCol">
       <w:rPr>
-        <w:color w:val="FFFFFF" w:themeColor="background1"/>
+        <w:color w:val="000000"/>
       </w:rPr>
       <w:tblPr/>
       <w:tcPr>
@@ -14417,12 +14418,12 @@
     </w:tblStylePr>
     <w:tblStylePr w:type="neCell">
       <w:rPr>
-        <w:color w:val="000000" w:themeColor="text1"/>
+        <w:color w:val="000000"/>
       </w:rPr>
     </w:tblStylePr>
     <w:tblStylePr w:type="nwCell">
       <w:rPr>
-        <w:color w:val="000000" w:themeColor="text1"/>
+        <w:color w:val="000000"/>
       </w:rPr>
     </w:tblStylePr>
   </w:style>
@@ -14435,7 +14436,7 @@
       <w:spacing w:after="0" w:line="240" w:lineRule="auto"/>
     </w:pPr>
     <w:rPr>
-      <w:color w:val="000000" w:themeColor="text1"/>
+      <w:color w:val="000000"/>
     </w:rPr>
     <w:tblPr>
       <w:tblStyleRowBandSize w:val="1"/>
@@ -14481,7 +14482,7 @@
       <w:rPr>
         <w:b/>
         <w:bCs/>
-        <w:color w:val="FFFFFF" w:themeColor="background1"/>
+        <w:color w:val="000000"/>
       </w:rPr>
       <w:tblPr/>
       <w:tcPr>
@@ -14493,7 +14494,7 @@
     </w:tblStylePr>
     <w:tblStylePr w:type="firstCol">
       <w:rPr>
-        <w:color w:val="FFFFFF" w:themeColor="background1"/>
+        <w:color w:val="000000"/>
       </w:rPr>
       <w:tblPr/>
       <w:tcPr>
@@ -14510,7 +14511,7 @@
     </w:tblStylePr>
     <w:tblStylePr w:type="lastCol">
       <w:rPr>
-        <w:color w:val="FFFFFF" w:themeColor="background1"/>
+        <w:color w:val="000000"/>
       </w:rPr>
       <w:tblPr/>
       <w:tcPr>
@@ -14539,12 +14540,12 @@
     </w:tblStylePr>
     <w:tblStylePr w:type="neCell">
       <w:rPr>
-        <w:color w:val="000000" w:themeColor="text1"/>
+        <w:color w:val="000000"/>
       </w:rPr>
     </w:tblStylePr>
     <w:tblStylePr w:type="nwCell">
       <w:rPr>
-        <w:color w:val="000000" w:themeColor="text1"/>
+        <w:color w:val="000000"/>
       </w:rPr>
     </w:tblStylePr>
   </w:style>
@@ -14557,7 +14558,7 @@
       <w:spacing w:after="0" w:line="240" w:lineRule="auto"/>
     </w:pPr>
     <w:rPr>
-      <w:color w:val="000000" w:themeColor="text1"/>
+      <w:color w:val="000000"/>
     </w:rPr>
     <w:tblPr>
       <w:tblStyleRowBandSize w:val="1"/>
@@ -14603,7 +14604,7 @@
       <w:rPr>
         <w:b/>
         <w:bCs/>
-        <w:color w:val="FFFFFF" w:themeColor="background1"/>
+        <w:color w:val="000000"/>
       </w:rPr>
       <w:tblPr/>
       <w:tcPr>
@@ -14615,7 +14616,7 @@
     </w:tblStylePr>
     <w:tblStylePr w:type="firstCol">
       <w:rPr>
-        <w:color w:val="FFFFFF" w:themeColor="background1"/>
+        <w:color w:val="000000"/>
       </w:rPr>
       <w:tblPr/>
       <w:tcPr>
@@ -14632,7 +14633,7 @@
     </w:tblStylePr>
     <w:tblStylePr w:type="lastCol">
       <w:rPr>
-        <w:color w:val="FFFFFF" w:themeColor="background1"/>
+        <w:color w:val="000000"/>
       </w:rPr>
       <w:tblPr/>
       <w:tcPr>
@@ -14661,12 +14662,12 @@
     </w:tblStylePr>
     <w:tblStylePr w:type="neCell">
       <w:rPr>
-        <w:color w:val="000000" w:themeColor="text1"/>
+        <w:color w:val="000000"/>
       </w:rPr>
     </w:tblStylePr>
     <w:tblStylePr w:type="nwCell">
       <w:rPr>
-        <w:color w:val="000000" w:themeColor="text1"/>
+        <w:color w:val="000000"/>
       </w:rPr>
     </w:tblStylePr>
   </w:style>
@@ -14679,7 +14680,7 @@
       <w:spacing w:after="0" w:line="240" w:lineRule="auto"/>
     </w:pPr>
     <w:rPr>
-      <w:color w:val="000000" w:themeColor="text1"/>
+      <w:color w:val="000000"/>
     </w:rPr>
     <w:tblPr>
       <w:tblStyleRowBandSize w:val="1"/>
@@ -14725,7 +14726,7 @@
       <w:rPr>
         <w:b/>
         <w:bCs/>
-        <w:color w:val="FFFFFF" w:themeColor="background1"/>
+        <w:color w:val="000000"/>
       </w:rPr>
       <w:tblPr/>
       <w:tcPr>
@@ -14737,7 +14738,7 @@
     </w:tblStylePr>
     <w:tblStylePr w:type="firstCol">
       <w:rPr>
-        <w:color w:val="FFFFFF" w:themeColor="background1"/>
+        <w:color w:val="000000"/>
       </w:rPr>
       <w:tblPr/>
       <w:tcPr>
@@ -14754,7 +14755,7 @@
     </w:tblStylePr>
     <w:tblStylePr w:type="lastCol">
       <w:rPr>
-        <w:color w:val="FFFFFF" w:themeColor="background1"/>
+        <w:color w:val="000000"/>
       </w:rPr>
       <w:tblPr/>
       <w:tcPr>
@@ -14791,7 +14792,7 @@
       <w:spacing w:after="0" w:line="240" w:lineRule="auto"/>
     </w:pPr>
     <w:rPr>
-      <w:color w:val="000000" w:themeColor="text1"/>
+      <w:color w:val="000000"/>
     </w:rPr>
     <w:tblPr>
       <w:tblStyleRowBandSize w:val="1"/>
@@ -14837,7 +14838,7 @@
       <w:rPr>
         <w:b/>
         <w:bCs/>
-        <w:color w:val="FFFFFF" w:themeColor="background1"/>
+        <w:color w:val="000000"/>
       </w:rPr>
       <w:tblPr/>
       <w:tcPr>
@@ -14849,7 +14850,7 @@
     </w:tblStylePr>
     <w:tblStylePr w:type="firstCol">
       <w:rPr>
-        <w:color w:val="FFFFFF" w:themeColor="background1"/>
+        <w:color w:val="000000"/>
       </w:rPr>
       <w:tblPr/>
       <w:tcPr>
@@ -14866,7 +14867,7 @@
     </w:tblStylePr>
     <w:tblStylePr w:type="lastCol">
       <w:rPr>
-        <w:color w:val="FFFFFF" w:themeColor="background1"/>
+        <w:color w:val="000000"/>
       </w:rPr>
       <w:tblPr/>
       <w:tcPr>
@@ -14895,12 +14896,12 @@
     </w:tblStylePr>
     <w:tblStylePr w:type="neCell">
       <w:rPr>
-        <w:color w:val="000000" w:themeColor="text1"/>
+        <w:color w:val="000000"/>
       </w:rPr>
     </w:tblStylePr>
     <w:tblStylePr w:type="nwCell">
       <w:rPr>
-        <w:color w:val="000000" w:themeColor="text1"/>
+        <w:color w:val="000000"/>
       </w:rPr>
     </w:tblStylePr>
   </w:style>
@@ -14913,7 +14914,7 @@
       <w:spacing w:after="0" w:line="240" w:lineRule="auto"/>
     </w:pPr>
     <w:rPr>
-      <w:color w:val="000000" w:themeColor="text1"/>
+      <w:color w:val="000000"/>
     </w:rPr>
     <w:tblPr>
       <w:tblStyleRowBandSize w:val="1"/>
@@ -14959,7 +14960,7 @@
       <w:rPr>
         <w:b/>
         <w:bCs/>
-        <w:color w:val="FFFFFF" w:themeColor="background1"/>
+        <w:color w:val="000000"/>
       </w:rPr>
       <w:tblPr/>
       <w:tcPr>
@@ -14971,7 +14972,7 @@
     </w:tblStylePr>
     <w:tblStylePr w:type="firstCol">
       <w:rPr>
-        <w:color w:val="FFFFFF" w:themeColor="background1"/>
+        <w:color w:val="000000"/>
       </w:rPr>
       <w:tblPr/>
       <w:tcPr>
@@ -14988,7 +14989,7 @@
     </w:tblStylePr>
     <w:tblStylePr w:type="lastCol">
       <w:rPr>
-        <w:color w:val="FFFFFF" w:themeColor="background1"/>
+        <w:color w:val="000000"/>
       </w:rPr>
       <w:tblPr/>
       <w:tcPr>
@@ -15017,12 +15018,12 @@
     </w:tblStylePr>
     <w:tblStylePr w:type="neCell">
       <w:rPr>
-        <w:color w:val="000000" w:themeColor="text1"/>
+        <w:color w:val="000000"/>
       </w:rPr>
     </w:tblStylePr>
     <w:tblStylePr w:type="nwCell">
       <w:rPr>
-        <w:color w:val="000000" w:themeColor="text1"/>
+        <w:color w:val="000000"/>
       </w:rPr>
     </w:tblStylePr>
   </w:style>
@@ -15035,7 +15036,7 @@
       <w:spacing w:after="0" w:line="240" w:lineRule="auto"/>
     </w:pPr>
     <w:rPr>
-      <w:color w:val="000000" w:themeColor="text1"/>
+      <w:color w:val="000000"/>
     </w:rPr>
     <w:tblPr>
       <w:tblStyleRowBandSize w:val="1"/>
@@ -15081,7 +15082,7 @@
       <w:rPr>
         <w:b/>
         <w:bCs/>
-        <w:color w:val="FFFFFF" w:themeColor="background1"/>
+        <w:color w:val="000000"/>
       </w:rPr>
       <w:tblPr/>
       <w:tcPr>
@@ -15093,7 +15094,7 @@
     </w:tblStylePr>
     <w:tblStylePr w:type="firstCol">
       <w:rPr>
-        <w:color w:val="FFFFFF" w:themeColor="background1"/>
+        <w:color w:val="000000"/>
       </w:rPr>
       <w:tblPr/>
       <w:tcPr>
@@ -15110,7 +15111,7 @@
     </w:tblStylePr>
     <w:tblStylePr w:type="lastCol">
       <w:rPr>
-        <w:color w:val="FFFFFF" w:themeColor="background1"/>
+        <w:color w:val="000000"/>
       </w:rPr>
       <w:tblPr/>
       <w:tcPr>
@@ -15139,12 +15140,12 @@
     </w:tblStylePr>
     <w:tblStylePr w:type="neCell">
       <w:rPr>
-        <w:color w:val="000000" w:themeColor="text1"/>
+        <w:color w:val="000000"/>
       </w:rPr>
     </w:tblStylePr>
     <w:tblStylePr w:type="nwCell">
       <w:rPr>
-        <w:color w:val="000000" w:themeColor="text1"/>
+        <w:color w:val="000000"/>
       </w:rPr>
     </w:tblStylePr>
   </w:style>
@@ -15157,7 +15158,7 @@
       <w:spacing w:after="0" w:line="240" w:lineRule="auto"/>
     </w:pPr>
     <w:rPr>
-      <w:color w:val="000000" w:themeColor="text1"/>
+      <w:color w:val="000000"/>
     </w:rPr>
     <w:tblPr>
       <w:tblStyleRowBandSize w:val="1"/>
@@ -15177,7 +15178,7 @@
       <w:rPr>
         <w:b/>
         <w:bCs/>
-        <w:color w:val="FFFFFF" w:themeColor="background1"/>
+        <w:color w:val="000000"/>
       </w:rPr>
       <w:tblPr/>
       <w:tcPr>
@@ -15191,7 +15192,7 @@
       <w:rPr>
         <w:b/>
         <w:bCs/>
-        <w:color w:val="9E3A38" w:themeColor="accent2" w:themeShade="CC"/>
+        <w:color w:val="000000"/>
       </w:rPr>
       <w:tblPr/>
       <w:tcPr>
@@ -15243,7 +15244,7 @@
       <w:spacing w:after="0" w:line="240" w:lineRule="auto"/>
     </w:pPr>
     <w:rPr>
-      <w:color w:val="000000" w:themeColor="text1"/>
+      <w:color w:val="000000"/>
     </w:rPr>
     <w:tblPr>
       <w:tblStyleRowBandSize w:val="1"/>
@@ -15263,7 +15264,7 @@
       <w:rPr>
         <w:b/>
         <w:bCs/>
-        <w:color w:val="FFFFFF" w:themeColor="background1"/>
+        <w:color w:val="000000"/>
       </w:rPr>
       <w:tblPr/>
       <w:tcPr>
@@ -15277,7 +15278,7 @@
       <w:rPr>
         <w:b/>
         <w:bCs/>
-        <w:color w:val="9E3A38" w:themeColor="accent2" w:themeShade="CC"/>
+        <w:color w:val="000000"/>
       </w:rPr>
       <w:tblPr/>
       <w:tcPr>
@@ -15329,7 +15330,7 @@
       <w:spacing w:after="0" w:line="240" w:lineRule="auto"/>
     </w:pPr>
     <w:rPr>
-      <w:color w:val="000000" w:themeColor="text1"/>
+      <w:color w:val="000000"/>
     </w:rPr>
     <w:tblPr>
       <w:tblStyleRowBandSize w:val="1"/>
@@ -15349,7 +15350,7 @@
       <w:rPr>
         <w:b/>
         <w:bCs/>
-        <w:color w:val="FFFFFF" w:themeColor="background1"/>
+        <w:color w:val="000000"/>
       </w:rPr>
       <w:tblPr/>
       <w:tcPr>
@@ -15363,7 +15364,7 @@
       <w:rPr>
         <w:b/>
         <w:bCs/>
-        <w:color w:val="9E3A38" w:themeColor="accent2" w:themeShade="CC"/>
+        <w:color w:val="000000"/>
       </w:rPr>
       <w:tblPr/>
       <w:tcPr>
@@ -15415,7 +15416,7 @@
       <w:spacing w:after="0" w:line="240" w:lineRule="auto"/>
     </w:pPr>
     <w:rPr>
-      <w:color w:val="000000" w:themeColor="text1"/>
+      <w:color w:val="000000"/>
     </w:rPr>
     <w:tblPr>
       <w:tblStyleRowBandSize w:val="1"/>
@@ -15435,7 +15436,7 @@
       <w:rPr>
         <w:b/>
         <w:bCs/>
-        <w:color w:val="FFFFFF" w:themeColor="background1"/>
+        <w:color w:val="000000"/>
       </w:rPr>
       <w:tblPr/>
       <w:tcPr>
@@ -15449,7 +15450,7 @@
       <w:rPr>
         <w:b/>
         <w:bCs/>
-        <w:color w:val="664E82" w:themeColor="accent4" w:themeShade="CC"/>
+        <w:color w:val="000000"/>
       </w:rPr>
       <w:tblPr/>
       <w:tcPr>
@@ -15501,7 +15502,7 @@
       <w:spacing w:after="0" w:line="240" w:lineRule="auto"/>
     </w:pPr>
     <w:rPr>
-      <w:color w:val="000000" w:themeColor="text1"/>
+      <w:color w:val="000000"/>
     </w:rPr>
     <w:tblPr>
       <w:tblStyleRowBandSize w:val="1"/>
@@ -15521,7 +15522,7 @@
       <w:rPr>
         <w:b/>
         <w:bCs/>
-        <w:color w:val="FFFFFF" w:themeColor="background1"/>
+        <w:color w:val="000000"/>
       </w:rPr>
       <w:tblPr/>
       <w:tcPr>
@@ -15535,7 +15536,7 @@
       <w:rPr>
         <w:b/>
         <w:bCs/>
-        <w:color w:val="7E9C40" w:themeColor="accent3" w:themeShade="CC"/>
+        <w:color w:val="000000"/>
       </w:rPr>
       <w:tblPr/>
       <w:tcPr>
@@ -15587,7 +15588,7 @@
       <w:spacing w:after="0" w:line="240" w:lineRule="auto"/>
     </w:pPr>
     <w:rPr>
-      <w:color w:val="000000" w:themeColor="text1"/>
+      <w:color w:val="000000"/>
     </w:rPr>
     <w:tblPr>
       <w:tblStyleRowBandSize w:val="1"/>
@@ -15607,7 +15608,7 @@
       <w:rPr>
         <w:b/>
         <w:bCs/>
-        <w:color w:val="FFFFFF" w:themeColor="background1"/>
+        <w:color w:val="000000"/>
       </w:rPr>
       <w:tblPr/>
       <w:tcPr>
@@ -15621,7 +15622,7 @@
       <w:rPr>
         <w:b/>
         <w:bCs/>
-        <w:color w:val="F2730A" w:themeColor="accent6" w:themeShade="CC"/>
+        <w:color w:val="000000"/>
       </w:rPr>
       <w:tblPr/>
       <w:tcPr>
@@ -15673,7 +15674,7 @@
       <w:spacing w:after="0" w:line="240" w:lineRule="auto"/>
     </w:pPr>
     <w:rPr>
-      <w:color w:val="000000" w:themeColor="text1"/>
+      <w:color w:val="000000"/>
     </w:rPr>
     <w:tblPr>
       <w:tblStyleRowBandSize w:val="1"/>
@@ -15693,7 +15694,7 @@
       <w:rPr>
         <w:b/>
         <w:bCs/>
-        <w:color w:val="FFFFFF" w:themeColor="background1"/>
+        <w:color w:val="000000"/>
       </w:rPr>
       <w:tblPr/>
       <w:tcPr>
@@ -15707,7 +15708,7 @@
       <w:rPr>
         <w:b/>
         <w:bCs/>
-        <w:color w:val="348DA5" w:themeColor="accent5" w:themeShade="CC"/>
+        <w:color w:val="000000"/>
       </w:rPr>
       <w:tblPr/>
       <w:tcPr>
@@ -15759,7 +15760,7 @@
       <w:spacing w:after="0" w:line="240" w:lineRule="auto"/>
     </w:pPr>
     <w:rPr>
-      <w:color w:val="000000" w:themeColor="text1"/>
+      <w:color w:val="000000"/>
     </w:rPr>
     <w:tblPr>
       <w:tblStyleRowBandSize w:val="1"/>
@@ -15792,7 +15793,7 @@
       <w:rPr>
         <w:b/>
         <w:bCs/>
-        <w:color w:val="000000" w:themeColor="text1"/>
+        <w:color w:val="000000"/>
       </w:rPr>
       <w:tblPr/>
       <w:tcPr>
@@ -15801,7 +15802,7 @@
     </w:tblStylePr>
     <w:tblStylePr w:type="firstCol">
       <w:rPr>
-        <w:color w:val="FFFFFF" w:themeColor="background1"/>
+        <w:color w:val="000000"/>
       </w:rPr>
       <w:tblPr/>
       <w:tcPr>
@@ -15810,7 +15811,7 @@
     </w:tblStylePr>
     <w:tblStylePr w:type="lastCol">
       <w:rPr>
-        <w:color w:val="FFFFFF" w:themeColor="background1"/>
+        <w:color w:val="000000"/>
       </w:rPr>
       <w:tblPr/>
       <w:tcPr>
@@ -15839,7 +15840,7 @@
       <w:spacing w:after="0" w:line="240" w:lineRule="auto"/>
     </w:pPr>
     <w:rPr>
-      <w:color w:val="000000" w:themeColor="text1"/>
+      <w:color w:val="000000"/>
     </w:rPr>
     <w:tblPr>
       <w:tblStyleRowBandSize w:val="1"/>
@@ -15872,7 +15873,7 @@
       <w:rPr>
         <w:b/>
         <w:bCs/>
-        <w:color w:val="000000" w:themeColor="text1"/>
+        <w:color w:val="000000"/>
       </w:rPr>
       <w:tblPr/>
       <w:tcPr>
@@ -15881,7 +15882,7 @@
     </w:tblStylePr>
     <w:tblStylePr w:type="firstCol">
       <w:rPr>
-        <w:color w:val="FFFFFF" w:themeColor="background1"/>
+        <w:color w:val="000000"/>
       </w:rPr>
       <w:tblPr/>
       <w:tcPr>
@@ -15890,7 +15891,7 @@
     </w:tblStylePr>
     <w:tblStylePr w:type="lastCol">
       <w:rPr>
-        <w:color w:val="FFFFFF" w:themeColor="background1"/>
+        <w:color w:val="000000"/>
       </w:rPr>
       <w:tblPr/>
       <w:tcPr>
@@ -15919,7 +15920,7 @@
       <w:spacing w:after="0" w:line="240" w:lineRule="auto"/>
     </w:pPr>
     <w:rPr>
-      <w:color w:val="000000" w:themeColor="text1"/>
+      <w:color w:val="000000"/>
     </w:rPr>
     <w:tblPr>
       <w:tblStyleRowBandSize w:val="1"/>
@@ -15952,7 +15953,7 @@
       <w:rPr>
         <w:b/>
         <w:bCs/>
-        <w:color w:val="000000" w:themeColor="text1"/>
+        <w:color w:val="000000"/>
       </w:rPr>
       <w:tblPr/>
       <w:tcPr>
@@ -15961,7 +15962,7 @@
     </w:tblStylePr>
     <w:tblStylePr w:type="firstCol">
       <w:rPr>
-        <w:color w:val="FFFFFF" w:themeColor="background1"/>
+        <w:color w:val="000000"/>
       </w:rPr>
       <w:tblPr/>
       <w:tcPr>
@@ -15970,7 +15971,7 @@
     </w:tblStylePr>
     <w:tblStylePr w:type="lastCol">
       <w:rPr>
-        <w:color w:val="FFFFFF" w:themeColor="background1"/>
+        <w:color w:val="000000"/>
       </w:rPr>
       <w:tblPr/>
       <w:tcPr>
@@ -15999,7 +16000,7 @@
       <w:spacing w:after="0" w:line="240" w:lineRule="auto"/>
     </w:pPr>
     <w:rPr>
-      <w:color w:val="000000" w:themeColor="text1"/>
+      <w:color w:val="000000"/>
     </w:rPr>
     <w:tblPr>
       <w:tblStyleRowBandSize w:val="1"/>
@@ -16032,7 +16033,7 @@
       <w:rPr>
         <w:b/>
         <w:bCs/>
-        <w:color w:val="000000" w:themeColor="text1"/>
+        <w:color w:val="000000"/>
       </w:rPr>
       <w:tblPr/>
       <w:tcPr>
@@ -16041,7 +16042,7 @@
     </w:tblStylePr>
     <w:tblStylePr w:type="firstCol">
       <w:rPr>
-        <w:color w:val="FFFFFF" w:themeColor="background1"/>
+        <w:color w:val="000000"/>
       </w:rPr>
       <w:tblPr/>
       <w:tcPr>
@@ -16050,7 +16051,7 @@
     </w:tblStylePr>
     <w:tblStylePr w:type="lastCol">
       <w:rPr>
-        <w:color w:val="FFFFFF" w:themeColor="background1"/>
+        <w:color w:val="000000"/>
       </w:rPr>
       <w:tblPr/>
       <w:tcPr>
@@ -16079,7 +16080,7 @@
       <w:spacing w:after="0" w:line="240" w:lineRule="auto"/>
     </w:pPr>
     <w:rPr>
-      <w:color w:val="000000" w:themeColor="text1"/>
+      <w:color w:val="000000"/>
     </w:rPr>
     <w:tblPr>
       <w:tblStyleRowBandSize w:val="1"/>
@@ -16112,7 +16113,7 @@
       <w:rPr>
         <w:b/>
         <w:bCs/>
-        <w:color w:val="000000" w:themeColor="text1"/>
+        <w:color w:val="000000"/>
       </w:rPr>
       <w:tblPr/>
       <w:tcPr>
@@ -16121,7 +16122,7 @@
     </w:tblStylePr>
     <w:tblStylePr w:type="firstCol">
       <w:rPr>
-        <w:color w:val="FFFFFF" w:themeColor="background1"/>
+        <w:color w:val="000000"/>
       </w:rPr>
       <w:tblPr/>
       <w:tcPr>
@@ -16130,7 +16131,7 @@
     </w:tblStylePr>
     <w:tblStylePr w:type="lastCol">
       <w:rPr>
-        <w:color w:val="FFFFFF" w:themeColor="background1"/>
+        <w:color w:val="000000"/>
       </w:rPr>
       <w:tblPr/>
       <w:tcPr>
@@ -16159,7 +16160,7 @@
       <w:spacing w:after="0" w:line="240" w:lineRule="auto"/>
     </w:pPr>
     <w:rPr>
-      <w:color w:val="000000" w:themeColor="text1"/>
+      <w:color w:val="000000"/>
     </w:rPr>
     <w:tblPr>
       <w:tblStyleRowBandSize w:val="1"/>
@@ -16192,7 +16193,7 @@
       <w:rPr>
         <w:b/>
         <w:bCs/>
-        <w:color w:val="000000" w:themeColor="text1"/>
+        <w:color w:val="000000"/>
       </w:rPr>
       <w:tblPr/>
       <w:tcPr>
@@ -16201,7 +16202,7 @@
     </w:tblStylePr>
     <w:tblStylePr w:type="firstCol">
       <w:rPr>
-        <w:color w:val="FFFFFF" w:themeColor="background1"/>
+        <w:color w:val="000000"/>
       </w:rPr>
       <w:tblPr/>
       <w:tcPr>
@@ -16210,7 +16211,7 @@
     </w:tblStylePr>
     <w:tblStylePr w:type="lastCol">
       <w:rPr>
-        <w:color w:val="FFFFFF" w:themeColor="background1"/>
+        <w:color w:val="000000"/>
       </w:rPr>
       <w:tblPr/>
       <w:tcPr>
@@ -16239,7 +16240,7 @@
       <w:spacing w:after="0" w:line="240" w:lineRule="auto"/>
     </w:pPr>
     <w:rPr>
-      <w:color w:val="000000" w:themeColor="text1"/>
+      <w:color w:val="000000"/>
     </w:rPr>
     <w:tblPr>
       <w:tblStyleRowBandSize w:val="1"/>
@@ -16272,7 +16273,7 @@
       <w:rPr>
         <w:b/>
         <w:bCs/>
-        <w:color w:val="000000" w:themeColor="text1"/>
+        <w:color w:val="000000"/>
       </w:rPr>
       <w:tblPr/>
       <w:tcPr>
@@ -16281,7 +16282,7 @@
     </w:tblStylePr>
     <w:tblStylePr w:type="firstCol">
       <w:rPr>
-        <w:color w:val="FFFFFF" w:themeColor="background1"/>
+        <w:color w:val="000000"/>
       </w:rPr>
       <w:tblPr/>
       <w:tcPr>
@@ -16290,7 +16291,7 @@
     </w:tblStylePr>
     <w:tblStylePr w:type="lastCol">
       <w:rPr>
-        <w:color w:val="FFFFFF" w:themeColor="background1"/>
+        <w:color w:val="000000"/>
       </w:rPr>
       <w:tblPr/>
       <w:tcPr>
